--- a/sessions/Session_8_Digital_Team.docx
+++ b/sessions/Session_8_Digital_Team.docx
@@ -2324,6 +2324,187 @@
     </w:p>
     <w:p>
       <w:pPr>
+        <w:keepNext w:val="false"/>
+        <w:keepLines/>
+        <w:pBdr>
+          <w:right w:val="single" w:color="1D3A6B" w:sz="18" w:space="8"/>
+        </w:pBdr>
+        <w:shd w:fill="EEF1F8" w:color="auto" w:val="clear"/>
+        <w:bidi/>
+        <w:spacing w:after="140" w:before="0" w:line="300"/>
+      </w:pPr>
+      <w:r>
+        <w:rPr>
+          <w:rFonts w:ascii="Arial" w:cs="Arial" w:eastAsia="Arial" w:hAnsi="Arial"/>
+          <w:b/>
+          <w:bCs/>
+          <w:i w:val="false"/>
+          <w:color w:val="1D3A6B"/>
+          <w:sz w:val="22"/>
+          <w:szCs w:val="22"/>
+          <w:rtl/>
+        </w:rPr>
+        <w:t xml:space="preserve">اسأل القاعة:  </w:t>
+      </w:r>
+      <w:r>
+        <w:rPr>
+          <w:rFonts w:ascii="Arial" w:cs="Arial" w:eastAsia="Arial" w:hAnsi="Arial"/>
+          <w:b/>
+          <w:bCs/>
+          <w:i w:val="false"/>
+          <w:sz w:val="23"/>
+          <w:szCs w:val="23"/>
+          <w:rtl/>
+        </w:rPr>
+        <w:t xml:space="preserve">مين متوتر من العرض؟ ارفع إيدك بصراحة.</w:t>
+      </w:r>
+    </w:p>
+    <w:p>
+      <w:pPr>
+        <w:keepNext w:val="false"/>
+        <w:keepLines/>
+        <w:pBdr>
+          <w:right w:val="single" w:color="1D3A6B" w:sz="18" w:space="8"/>
+        </w:pBdr>
+        <w:shd w:fill="EEF1F8" w:color="auto" w:val="clear"/>
+        <w:bidi/>
+        <w:spacing w:after="140" w:before="0" w:line="300"/>
+      </w:pPr>
+      <w:r>
+        <w:rPr>
+          <w:rFonts w:ascii="Arial" w:cs="Arial" w:eastAsia="Arial" w:hAnsi="Arial"/>
+          <w:b/>
+          <w:bCs/>
+          <w:i w:val="false"/>
+          <w:color w:val="1D3A6B"/>
+          <w:sz w:val="22"/>
+          <w:szCs w:val="22"/>
+          <w:rtl/>
+        </w:rPr>
+        <w:t xml:space="preserve">إجابات متوقعة:  </w:t>
+      </w:r>
+      <w:r>
+        <w:rPr>
+          <w:rFonts w:ascii="Arial" w:cs="Arial" w:eastAsia="Arial" w:hAnsi="Arial"/>
+          <w:b w:val="false"/>
+          <w:i w:val="false"/>
+          <w:sz w:val="23"/>
+          <w:szCs w:val="23"/>
+          <w:rtl/>
+        </w:rPr>
+        <w:t xml:space="preserve">نص القاعة</w:t>
+      </w:r>
+    </w:p>
+    <w:p>
+      <w:pPr>
+        <w:keepNext w:val="false"/>
+        <w:keepLines/>
+        <w:pBdr>
+          <w:right w:val="single" w:color="0E4F4B" w:sz="18" w:space="8"/>
+        </w:pBdr>
+        <w:shd w:fill="FFFFFF" w:color="auto" w:val="clear"/>
+        <w:bidi/>
+        <w:spacing w:after="140" w:before="0" w:line="300"/>
+      </w:pPr>
+      <w:r>
+        <w:rPr>
+          <w:rFonts w:ascii="Arial" w:cs="Arial" w:eastAsia="Arial" w:hAnsi="Arial"/>
+          <w:b/>
+          <w:bCs/>
+          <w:i w:val="false"/>
+          <w:color w:val="0E4F4B"/>
+          <w:sz w:val="22"/>
+          <w:szCs w:val="22"/>
+          <w:rtl/>
+        </w:rPr>
+        <w:t xml:space="preserve">وبعدها تقول:  </w:t>
+      </w:r>
+      <w:r>
+        <w:rPr>
+          <w:rFonts w:ascii="Arial" w:cs="Arial" w:eastAsia="Arial" w:hAnsi="Arial"/>
+          <w:b w:val="false"/>
+          <w:i w:val="false"/>
+          <w:sz w:val="23"/>
+          <w:szCs w:val="23"/>
+          <w:rtl/>
+        </w:rPr>
+        <w:t xml:space="preserve">تمام. أنا كمان بتوتر قبل أي تدريب، حتى بعد سنين. التوتر معناه إنكم مهتمين. وهنا كلنا زمايل، محدش جاي يمتحن حد.</w:t>
+      </w:r>
+    </w:p>
+    <w:p>
+      <w:pPr>
+        <w:keepNext w:val="false"/>
+        <w:keepLines/>
+        <w:pBdr>
+          <w:right w:val="single" w:color="9A5B12" w:sz="18" w:space="8"/>
+        </w:pBdr>
+        <w:shd w:fill="FBF3E4" w:color="auto" w:val="clear"/>
+        <w:bidi/>
+        <w:spacing w:after="140" w:before="0" w:line="300"/>
+      </w:pPr>
+      <w:r>
+        <w:rPr>
+          <w:rFonts w:ascii="Arial" w:cs="Arial" w:eastAsia="Arial" w:hAnsi="Arial"/>
+          <w:b/>
+          <w:bCs/>
+          <w:i w:val="false"/>
+          <w:color w:val="9A5B12"/>
+          <w:sz w:val="22"/>
+          <w:szCs w:val="22"/>
+          <w:rtl/>
+        </w:rPr>
+        <w:t xml:space="preserve">حيلة ذكية (الاعتراف بالتوتر):  </w:t>
+      </w:r>
+      <w:r>
+        <w:rPr>
+          <w:rFonts w:ascii="Arial" w:cs="Arial" w:eastAsia="Arial" w:hAnsi="Arial"/>
+          <w:b w:val="false"/>
+          <w:i w:val="false"/>
+          <w:sz w:val="23"/>
+          <w:szCs w:val="23"/>
+          <w:rtl/>
+        </w:rPr>
+        <w:t xml:space="preserve">لما المدرب يعترف إنه بيتوتر، التوتر بيبقى حاجة طبيعية مش عيب. واللي رفع إيده بيشوف إن نص القاعة زيه، فيهدى.</w:t>
+      </w:r>
+    </w:p>
+    <w:p>
+      <w:pPr>
+        <w:keepNext w:val="false"/>
+        <w:keepLines/>
+        <w:pBdr>
+          <w:right w:val="single" w:color="0E4F4B" w:sz="18" w:space="8"/>
+        </w:pBdr>
+        <w:shd w:fill="FFFFFF" w:color="auto" w:val="clear"/>
+        <w:bidi/>
+        <w:spacing w:after="140" w:before="0" w:line="300"/>
+      </w:pPr>
+      <w:r>
+        <w:rPr>
+          <w:rFonts w:ascii="Arial" w:cs="Arial" w:eastAsia="Arial" w:hAnsi="Arial"/>
+          <w:b/>
+          <w:bCs/>
+          <w:i w:val="false"/>
+          <w:color w:val="0E4F4B"/>
+          <w:sz w:val="22"/>
+          <w:szCs w:val="22"/>
+          <w:rtl/>
+        </w:rPr>
+        <w:t xml:space="preserve">تقول:  </w:t>
+      </w:r>
+      <w:r>
+        <w:rPr>
+          <w:rFonts w:ascii="Arial" w:cs="Arial" w:eastAsia="Arial" w:hAnsi="Arial"/>
+          <w:b w:val="false"/>
+          <w:i w:val="false"/>
+          <w:sz w:val="23"/>
+          <w:szCs w:val="23"/>
+          <w:rtl/>
+        </w:rPr>
+        <w:t xml:space="preserve">وحاجة أخيرة: العدّاد النهارده هيكمل. كل واحد هيعرض، هكتب رقمه قدامكم. وفي الآخر هنشوف الرقم الكبير.</w:t>
+      </w:r>
+    </w:p>
+    <w:p>
+      <w:pPr>
         <w:bidi/>
         <w:spacing w:after="100" w:before="0" w:line="300"/>
       </w:pPr>
@@ -2463,9 +2644,9 @@
         <w:keepNext w:val="false"/>
         <w:keepLines/>
         <w:pBdr>
-          <w:right w:val="single" w:color="9A5B12" w:sz="18" w:space="8"/>
-        </w:pBdr>
-        <w:shd w:fill="FBF3E4" w:color="auto" w:val="clear"/>
+          <w:right w:val="single" w:color="1D3A6B" w:sz="18" w:space="8"/>
+        </w:pBdr>
+        <w:shd w:fill="EEF1F8" w:color="auto" w:val="clear"/>
         <w:bidi/>
         <w:spacing w:after="140" w:before="0" w:line="300"/>
       </w:pPr>
@@ -2475,23 +2656,24 @@
           <w:b/>
           <w:bCs/>
           <w:i w:val="false"/>
-          <w:color w:val="9A5B12"/>
-          <w:sz w:val="22"/>
-          <w:szCs w:val="22"/>
-          <w:rtl/>
-        </w:rPr>
-        <w:t xml:space="preserve">حيلة ذكية (تشبيه المتدرب والموظف):  </w:t>
-      </w:r>
-      <w:r>
-        <w:rPr>
-          <w:rFonts w:ascii="Arial" w:cs="Arial" w:eastAsia="Arial" w:hAnsi="Arial"/>
-          <w:b w:val="false"/>
-          <w:i w:val="false"/>
-          <w:sz w:val="23"/>
-          <w:szCs w:val="23"/>
-          <w:rtl/>
-        </w:rPr>
-        <w:t xml:space="preserve">قول: «المساعد زي متدرب بيعمل اللي تقوله بالظبط ويرجعلك. الوكيل زي موظف بتقوله: عايز التقرير ده جاهز الساعة ٣، وهو يتصرف». الناس فاهمة الفرق ده من شغلها.</w:t>
+          <w:color w:val="1D3A6B"/>
+          <w:sz w:val="22"/>
+          <w:szCs w:val="22"/>
+          <w:rtl/>
+        </w:rPr>
+        <w:t xml:space="preserve">اسأل القاعة:  </w:t>
+      </w:r>
+      <w:r>
+        <w:rPr>
+          <w:rFonts w:ascii="Arial" w:cs="Arial" w:eastAsia="Arial" w:hAnsi="Arial"/>
+          <w:b/>
+          <w:bCs/>
+          <w:i w:val="false"/>
+          <w:sz w:val="23"/>
+          <w:szCs w:val="23"/>
+          <w:rtl/>
+        </w:rPr>
+        <w:t xml:space="preserve">مين شاف أداة الأسبوع اللي فات (Claude Code) وهي بتشتغل؟ لاحظتوا إنها كانت بتكتب ملف، وبعدين تشغّله، ولو فيه خطأ تصلّحه لوحدها؟</w:t>
       </w:r>
     </w:p>
     <w:p>
@@ -2499,6 +2681,42 @@
         <w:keepNext w:val="false"/>
         <w:keepLines/>
         <w:pBdr>
+          <w:right w:val="single" w:color="1D3A6B" w:sz="18" w:space="8"/>
+        </w:pBdr>
+        <w:shd w:fill="EEF1F8" w:color="auto" w:val="clear"/>
+        <w:bidi/>
+        <w:spacing w:after="140" w:before="0" w:line="300"/>
+      </w:pPr>
+      <w:r>
+        <w:rPr>
+          <w:rFonts w:ascii="Arial" w:cs="Arial" w:eastAsia="Arial" w:hAnsi="Arial"/>
+          <w:b/>
+          <w:bCs/>
+          <w:i w:val="false"/>
+          <w:color w:val="1D3A6B"/>
+          <w:sz w:val="22"/>
+          <w:szCs w:val="22"/>
+          <w:rtl/>
+        </w:rPr>
+        <w:t xml:space="preserve">إجابات متوقعة:  </w:t>
+      </w:r>
+      <w:r>
+        <w:rPr>
+          <w:rFonts w:ascii="Arial" w:cs="Arial" w:eastAsia="Arial" w:hAnsi="Arial"/>
+          <w:b w:val="false"/>
+          <w:i w:val="false"/>
+          <w:sz w:val="23"/>
+          <w:szCs w:val="23"/>
+          <w:rtl/>
+        </w:rPr>
+        <w:t xml:space="preserve">أيوه</w:t>
+      </w:r>
+    </w:p>
+    <w:p>
+      <w:pPr>
+        <w:keepNext w:val="false"/>
+        <w:keepLines/>
+        <w:pBdr>
           <w:right w:val="single" w:color="0E4F4B" w:sz="18" w:space="8"/>
         </w:pBdr>
         <w:shd w:fill="FFFFFF" w:color="auto" w:val="clear"/>
@@ -2516,6 +2734,114 @@
           <w:szCs w:val="22"/>
           <w:rtl/>
         </w:rPr>
+        <w:t xml:space="preserve">وبعدها تقول:  </w:t>
+      </w:r>
+      <w:r>
+        <w:rPr>
+          <w:rFonts w:ascii="Arial" w:cs="Arial" w:eastAsia="Arial" w:hAnsi="Arial"/>
+          <w:b w:val="false"/>
+          <w:i w:val="false"/>
+          <w:sz w:val="23"/>
+          <w:szCs w:val="23"/>
+          <w:rtl/>
+        </w:rPr>
+        <w:t xml:space="preserve">ده وكيل. مش بيجاوب وخلاص. بيحاول لحد ما يوصل. وإنتم شفتوه بعينكم.</w:t>
+      </w:r>
+    </w:p>
+    <w:p>
+      <w:pPr>
+        <w:keepNext w:val="false"/>
+        <w:keepLines/>
+        <w:pBdr>
+          <w:right w:val="single" w:color="9A5B12" w:sz="18" w:space="8"/>
+        </w:pBdr>
+        <w:shd w:fill="FBF3E4" w:color="auto" w:val="clear"/>
+        <w:bidi/>
+        <w:spacing w:after="140" w:before="0" w:line="300"/>
+      </w:pPr>
+      <w:r>
+        <w:rPr>
+          <w:rFonts w:ascii="Arial" w:cs="Arial" w:eastAsia="Arial" w:hAnsi="Arial"/>
+          <w:b/>
+          <w:bCs/>
+          <w:i w:val="false"/>
+          <w:color w:val="9A5B12"/>
+          <w:sz w:val="22"/>
+          <w:szCs w:val="22"/>
+          <w:rtl/>
+        </w:rPr>
+        <w:t xml:space="preserve">حيلة ذكية (الربط بتجربة سابقة):  </w:t>
+      </w:r>
+      <w:r>
+        <w:rPr>
+          <w:rFonts w:ascii="Arial" w:cs="Arial" w:eastAsia="Arial" w:hAnsi="Arial"/>
+          <w:b w:val="false"/>
+          <w:i w:val="false"/>
+          <w:sz w:val="23"/>
+          <w:szCs w:val="23"/>
+          <w:rtl/>
+        </w:rPr>
+        <w:t xml:space="preserve">ربط مفهوم «الوكيل» بحاجة شافوها بعينهم الأسبوع اللي فات بيحوّله من مصطلح مستقبلي غامض لحاجة حقيقية موجودة دلوقتي.</w:t>
+      </w:r>
+    </w:p>
+    <w:p>
+      <w:pPr>
+        <w:keepNext w:val="false"/>
+        <w:keepLines/>
+        <w:pBdr>
+          <w:right w:val="single" w:color="9A5B12" w:sz="18" w:space="8"/>
+        </w:pBdr>
+        <w:shd w:fill="FBF3E4" w:color="auto" w:val="clear"/>
+        <w:bidi/>
+        <w:spacing w:after="140" w:before="0" w:line="300"/>
+      </w:pPr>
+      <w:r>
+        <w:rPr>
+          <w:rFonts w:ascii="Arial" w:cs="Arial" w:eastAsia="Arial" w:hAnsi="Arial"/>
+          <w:b/>
+          <w:bCs/>
+          <w:i w:val="false"/>
+          <w:color w:val="9A5B12"/>
+          <w:sz w:val="22"/>
+          <w:szCs w:val="22"/>
+          <w:rtl/>
+        </w:rPr>
+        <w:t xml:space="preserve">حيلة ذكية (تشبيه المتدرب والموظف):  </w:t>
+      </w:r>
+      <w:r>
+        <w:rPr>
+          <w:rFonts w:ascii="Arial" w:cs="Arial" w:eastAsia="Arial" w:hAnsi="Arial"/>
+          <w:b w:val="false"/>
+          <w:i w:val="false"/>
+          <w:sz w:val="23"/>
+          <w:szCs w:val="23"/>
+          <w:rtl/>
+        </w:rPr>
+        <w:t xml:space="preserve">قول: «المساعد زي متدرب بيعمل اللي تقوله بالظبط ويرجعلك. الوكيل زي موظف بتقوله: عايز التقرير ده جاهز الساعة ٣، وهو يتصرف». الناس فاهمة الفرق ده من شغلها.</w:t>
+      </w:r>
+    </w:p>
+    <w:p>
+      <w:pPr>
+        <w:keepNext w:val="false"/>
+        <w:keepLines/>
+        <w:pBdr>
+          <w:right w:val="single" w:color="0E4F4B" w:sz="18" w:space="8"/>
+        </w:pBdr>
+        <w:shd w:fill="FFFFFF" w:color="auto" w:val="clear"/>
+        <w:bidi/>
+        <w:spacing w:after="140" w:before="0" w:line="300"/>
+      </w:pPr>
+      <w:r>
+        <w:rPr>
+          <w:rFonts w:ascii="Arial" w:cs="Arial" w:eastAsia="Arial" w:hAnsi="Arial"/>
+          <w:b/>
+          <w:bCs/>
+          <w:i w:val="false"/>
+          <w:color w:val="0E4F4B"/>
+          <w:sz w:val="22"/>
+          <w:szCs w:val="22"/>
+          <w:rtl/>
+        </w:rPr>
         <w:t xml:space="preserve">تقول:  </w:t>
       </w:r>
       <w:r>
@@ -2528,6 +2854,161 @@
           <w:rtl/>
         </w:rPr>
         <w:t xml:space="preserve">وفيه حاجة أحسن من وكيل واحد: فريق وكلاء. ليه؟</w:t>
+      </w:r>
+    </w:p>
+    <w:p>
+      <w:pPr>
+        <w:keepNext w:val="false"/>
+        <w:keepLines/>
+        <w:pBdr>
+          <w:right w:val="single" w:color="1D3A6B" w:sz="18" w:space="8"/>
+        </w:pBdr>
+        <w:shd w:fill="EEF1F8" w:color="auto" w:val="clear"/>
+        <w:bidi/>
+        <w:spacing w:after="140" w:before="0" w:line="300"/>
+      </w:pPr>
+      <w:r>
+        <w:rPr>
+          <w:rFonts w:ascii="Arial" w:cs="Arial" w:eastAsia="Arial" w:hAnsi="Arial"/>
+          <w:b/>
+          <w:bCs/>
+          <w:i w:val="false"/>
+          <w:color w:val="1D3A6B"/>
+          <w:sz w:val="22"/>
+          <w:szCs w:val="22"/>
+          <w:rtl/>
+        </w:rPr>
+        <w:t xml:space="preserve">اسأل القاعة:  </w:t>
+      </w:r>
+      <w:r>
+        <w:rPr>
+          <w:rFonts w:ascii="Arial" w:cs="Arial" w:eastAsia="Arial" w:hAnsi="Arial"/>
+          <w:b/>
+          <w:bCs/>
+          <w:i w:val="false"/>
+          <w:sz w:val="23"/>
+          <w:szCs w:val="23"/>
+          <w:rtl/>
+        </w:rPr>
+        <w:t xml:space="preserve">في شغلكم، ليه مش بنخلّي موظف واحد يعمل كل حاجة في القسم؟</w:t>
+      </w:r>
+    </w:p>
+    <w:p>
+      <w:pPr>
+        <w:keepNext/>
+        <w:keepLines/>
+        <w:pBdr>
+          <w:right w:val="single" w:color="1D3A6B" w:sz="18" w:space="8"/>
+        </w:pBdr>
+        <w:shd w:fill="EEF1F8" w:color="auto" w:val="clear"/>
+        <w:bidi/>
+        <w:spacing w:after="0" w:before="0" w:line="300"/>
+      </w:pPr>
+      <w:r>
+        <w:rPr>
+          <w:rFonts w:ascii="Arial" w:cs="Arial" w:eastAsia="Arial" w:hAnsi="Arial"/>
+          <w:b/>
+          <w:bCs/>
+          <w:i w:val="false"/>
+          <w:color w:val="1D3A6B"/>
+          <w:sz w:val="22"/>
+          <w:szCs w:val="22"/>
+          <w:rtl/>
+        </w:rPr>
+        <w:t xml:space="preserve">إجابات متوقعة:  </w:t>
+      </w:r>
+      <w:r>
+        <w:rPr>
+          <w:rFonts w:ascii="Arial" w:cs="Arial" w:eastAsia="Arial" w:hAnsi="Arial"/>
+          <w:b w:val="false"/>
+          <w:i w:val="false"/>
+          <w:sz w:val="23"/>
+          <w:szCs w:val="23"/>
+          <w:rtl/>
+        </w:rPr>
+        <w:t xml:space="preserve">مش هيلحق</w:t>
+      </w:r>
+    </w:p>
+    <w:p>
+      <w:pPr>
+        <w:keepNext/>
+        <w:keepLines/>
+        <w:pBdr>
+          <w:right w:val="single" w:color="1D3A6B" w:sz="18" w:space="8"/>
+        </w:pBdr>
+        <w:shd w:fill="EEF1F8" w:color="auto" w:val="clear"/>
+        <w:bidi/>
+        <w:spacing w:after="0" w:before="0" w:line="300"/>
+      </w:pPr>
+      <w:r>
+        <w:rPr>
+          <w:rFonts w:ascii="Arial" w:cs="Arial" w:eastAsia="Arial" w:hAnsi="Arial"/>
+          <w:b w:val="false"/>
+          <w:i w:val="false"/>
+          <w:sz w:val="23"/>
+          <w:szCs w:val="23"/>
+          <w:rtl/>
+        </w:rPr>
+        <w:t xml:space="preserve">مش هيبقى شاطر في كله</w:t>
+      </w:r>
+    </w:p>
+    <w:p>
+      <w:pPr>
+        <w:keepNext w:val="false"/>
+        <w:keepLines/>
+        <w:pBdr>
+          <w:right w:val="single" w:color="1D3A6B" w:sz="18" w:space="8"/>
+        </w:pBdr>
+        <w:shd w:fill="EEF1F8" w:color="auto" w:val="clear"/>
+        <w:bidi/>
+        <w:spacing w:after="140" w:before="0" w:line="300"/>
+      </w:pPr>
+      <w:r>
+        <w:rPr>
+          <w:rFonts w:ascii="Arial" w:cs="Arial" w:eastAsia="Arial" w:hAnsi="Arial"/>
+          <w:b w:val="false"/>
+          <w:i w:val="false"/>
+          <w:sz w:val="23"/>
+          <w:szCs w:val="23"/>
+          <w:rtl/>
+        </w:rPr>
+        <w:t xml:space="preserve">محدش يراجعه</w:t>
+      </w:r>
+    </w:p>
+    <w:p>
+      <w:pPr>
+        <w:keepNext w:val="false"/>
+        <w:keepLines/>
+        <w:pBdr>
+          <w:right w:val="single" w:color="0E4F4B" w:sz="18" w:space="8"/>
+        </w:pBdr>
+        <w:shd w:fill="FFFFFF" w:color="auto" w:val="clear"/>
+        <w:bidi/>
+        <w:spacing w:after="140" w:before="0" w:line="300"/>
+      </w:pPr>
+      <w:r>
+        <w:rPr>
+          <w:rFonts w:ascii="Arial" w:cs="Arial" w:eastAsia="Arial" w:hAnsi="Arial"/>
+          <w:b/>
+          <w:bCs/>
+          <w:i w:val="false"/>
+          <w:color w:val="0E4F4B"/>
+          <w:sz w:val="22"/>
+          <w:szCs w:val="22"/>
+          <w:rtl/>
+        </w:rPr>
+        <w:t xml:space="preserve">وبعدها تقول:  </w:t>
+      </w:r>
+      <w:r>
+        <w:rPr>
+          <w:rFonts w:ascii="Arial" w:cs="Arial" w:eastAsia="Arial" w:hAnsi="Arial"/>
+          <w:b w:val="false"/>
+          <w:i w:val="false"/>
+          <w:sz w:val="23"/>
+          <w:szCs w:val="23"/>
+          <w:rtl/>
+        </w:rPr>
+        <w:t xml:space="preserve">بالظبط. نفس الأسباب بالظبط بتنطبق على الوكلاء.</w:t>
       </w:r>
     </w:p>
     <w:tbl>
@@ -3631,6 +4112,234 @@
     </w:p>
     <w:p>
       <w:pPr>
+        <w:keepNext w:val="false"/>
+        <w:keepLines/>
+        <w:pBdr>
+          <w:right w:val="single" w:color="1D3A6B" w:sz="18" w:space="8"/>
+        </w:pBdr>
+        <w:shd w:fill="EEF1F8" w:color="auto" w:val="clear"/>
+        <w:bidi/>
+        <w:spacing w:after="140" w:before="0" w:line="300"/>
+      </w:pPr>
+      <w:r>
+        <w:rPr>
+          <w:rFonts w:ascii="Arial" w:cs="Arial" w:eastAsia="Arial" w:hAnsi="Arial"/>
+          <w:b/>
+          <w:bCs/>
+          <w:i w:val="false"/>
+          <w:color w:val="1D3A6B"/>
+          <w:sz w:val="22"/>
+          <w:szCs w:val="22"/>
+          <w:rtl/>
+        </w:rPr>
+        <w:t xml:space="preserve">اسأل القاعة:  </w:t>
+      </w:r>
+      <w:r>
+        <w:rPr>
+          <w:rFonts w:ascii="Arial" w:cs="Arial" w:eastAsia="Arial" w:hAnsi="Arial"/>
+          <w:b/>
+          <w:bCs/>
+          <w:i w:val="false"/>
+          <w:sz w:val="23"/>
+          <w:szCs w:val="23"/>
+          <w:rtl/>
+        </w:rPr>
+        <w:t xml:space="preserve">بصوا على الأدوار السبعة. مين فيهم موجود في قسمكم فعلًا كبشر؟</w:t>
+      </w:r>
+    </w:p>
+    <w:p>
+      <w:pPr>
+        <w:keepNext/>
+        <w:keepLines/>
+        <w:pBdr>
+          <w:right w:val="single" w:color="1D3A6B" w:sz="18" w:space="8"/>
+        </w:pBdr>
+        <w:shd w:fill="EEF1F8" w:color="auto" w:val="clear"/>
+        <w:bidi/>
+        <w:spacing w:after="0" w:before="0" w:line="300"/>
+      </w:pPr>
+      <w:r>
+        <w:rPr>
+          <w:rFonts w:ascii="Arial" w:cs="Arial" w:eastAsia="Arial" w:hAnsi="Arial"/>
+          <w:b/>
+          <w:bCs/>
+          <w:i w:val="false"/>
+          <w:color w:val="1D3A6B"/>
+          <w:sz w:val="22"/>
+          <w:szCs w:val="22"/>
+          <w:rtl/>
+        </w:rPr>
+        <w:t xml:space="preserve">إجابات متوقعة:  </w:t>
+      </w:r>
+      <w:r>
+        <w:rPr>
+          <w:rFonts w:ascii="Arial" w:cs="Arial" w:eastAsia="Arial" w:hAnsi="Arial"/>
+          <w:b w:val="false"/>
+          <w:i w:val="false"/>
+          <w:sz w:val="23"/>
+          <w:szCs w:val="23"/>
+          <w:rtl/>
+        </w:rPr>
+        <w:t xml:space="preserve">المنسّق = المدير</w:t>
+      </w:r>
+    </w:p>
+    <w:p>
+      <w:pPr>
+        <w:keepNext/>
+        <w:keepLines/>
+        <w:pBdr>
+          <w:right w:val="single" w:color="1D3A6B" w:sz="18" w:space="8"/>
+        </w:pBdr>
+        <w:shd w:fill="EEF1F8" w:color="auto" w:val="clear"/>
+        <w:bidi/>
+        <w:spacing w:after="0" w:before="0" w:line="300"/>
+      </w:pPr>
+      <w:r>
+        <w:rPr>
+          <w:rFonts w:ascii="Arial" w:cs="Arial" w:eastAsia="Arial" w:hAnsi="Arial"/>
+          <w:b w:val="false"/>
+          <w:i w:val="false"/>
+          <w:sz w:val="23"/>
+          <w:szCs w:val="23"/>
+          <w:rtl/>
+        </w:rPr>
+        <w:t xml:space="preserve">المراجع = الجودة</w:t>
+      </w:r>
+    </w:p>
+    <w:p>
+      <w:pPr>
+        <w:keepNext w:val="false"/>
+        <w:keepLines/>
+        <w:pBdr>
+          <w:right w:val="single" w:color="1D3A6B" w:sz="18" w:space="8"/>
+        </w:pBdr>
+        <w:shd w:fill="EEF1F8" w:color="auto" w:val="clear"/>
+        <w:bidi/>
+        <w:spacing w:after="140" w:before="0" w:line="300"/>
+      </w:pPr>
+      <w:r>
+        <w:rPr>
+          <w:rFonts w:ascii="Arial" w:cs="Arial" w:eastAsia="Arial" w:hAnsi="Arial"/>
+          <w:b w:val="false"/>
+          <w:i w:val="false"/>
+          <w:sz w:val="23"/>
+          <w:szCs w:val="23"/>
+          <w:rtl/>
+        </w:rPr>
+        <w:t xml:space="preserve">المنفّذ = اللي بيبعت</w:t>
+      </w:r>
+    </w:p>
+    <w:p>
+      <w:pPr>
+        <w:keepNext w:val="false"/>
+        <w:keepLines/>
+        <w:pBdr>
+          <w:right w:val="single" w:color="0E4F4B" w:sz="18" w:space="8"/>
+        </w:pBdr>
+        <w:shd w:fill="FFFFFF" w:color="auto" w:val="clear"/>
+        <w:bidi/>
+        <w:spacing w:after="140" w:before="0" w:line="300"/>
+      </w:pPr>
+      <w:r>
+        <w:rPr>
+          <w:rFonts w:ascii="Arial" w:cs="Arial" w:eastAsia="Arial" w:hAnsi="Arial"/>
+          <w:b/>
+          <w:bCs/>
+          <w:i w:val="false"/>
+          <w:color w:val="0E4F4B"/>
+          <w:sz w:val="22"/>
+          <w:szCs w:val="22"/>
+          <w:rtl/>
+        </w:rPr>
+        <w:t xml:space="preserve">وبعدها تقول:  </w:t>
+      </w:r>
+      <w:r>
+        <w:rPr>
+          <w:rFonts w:ascii="Arial" w:cs="Arial" w:eastAsia="Arial" w:hAnsi="Arial"/>
+          <w:b w:val="false"/>
+          <w:i w:val="false"/>
+          <w:sz w:val="23"/>
+          <w:szCs w:val="23"/>
+          <w:rtl/>
+        </w:rPr>
+        <w:t xml:space="preserve">بالظبط. الفريق الرقمي مش اختراع جديد. هو نفس تنظيم أي قسم ناجح، بس الأعضاء وكلاء.</w:t>
+      </w:r>
+    </w:p>
+    <w:p>
+      <w:pPr>
+        <w:keepNext w:val="false"/>
+        <w:keepLines/>
+        <w:pBdr>
+          <w:right w:val="single" w:color="5B2A45" w:sz="18" w:space="8"/>
+        </w:pBdr>
+        <w:shd w:fill="F6EEF3" w:color="auto" w:val="clear"/>
+        <w:bidi/>
+        <w:spacing w:after="140" w:before="0" w:line="300"/>
+      </w:pPr>
+      <w:r>
+        <w:rPr>
+          <w:rFonts w:ascii="Arial" w:cs="Arial" w:eastAsia="Arial" w:hAnsi="Arial"/>
+          <w:b/>
+          <w:bCs/>
+          <w:i w:val="false"/>
+          <w:color w:val="5B2A45"/>
+          <w:sz w:val="22"/>
+          <w:szCs w:val="22"/>
+          <w:rtl/>
+        </w:rPr>
+        <w:t xml:space="preserve">لو اتسألت:  </w:t>
+      </w:r>
+      <w:r>
+        <w:rPr>
+          <w:rFonts w:ascii="Arial" w:cs="Arial" w:eastAsia="Arial" w:hAnsi="Arial"/>
+          <w:b/>
+          <w:bCs/>
+          <w:i w:val="false"/>
+          <w:sz w:val="23"/>
+          <w:szCs w:val="23"/>
+          <w:rtl/>
+        </w:rPr>
+        <w:t xml:space="preserve">الوكلاء هياخدوا مكان الأقسام دي؟</w:t>
+      </w:r>
+    </w:p>
+    <w:p>
+      <w:pPr>
+        <w:keepNext w:val="false"/>
+        <w:keepLines/>
+        <w:pBdr>
+          <w:right w:val="single" w:color="5B2A45" w:sz="18" w:space="8"/>
+        </w:pBdr>
+        <w:shd w:fill="F6EEF3" w:color="auto" w:val="clear"/>
+        <w:bidi/>
+        <w:spacing w:after="140" w:before="0" w:line="300"/>
+      </w:pPr>
+      <w:r>
+        <w:rPr>
+          <w:rFonts w:ascii="Arial" w:cs="Arial" w:eastAsia="Arial" w:hAnsi="Arial"/>
+          <w:b/>
+          <w:bCs/>
+          <w:i w:val="false"/>
+          <w:color w:val="5B2A45"/>
+          <w:sz w:val="22"/>
+          <w:szCs w:val="22"/>
+          <w:rtl/>
+        </w:rPr>
+        <w:t xml:space="preserve">ترد:  </w:t>
+      </w:r>
+      <w:r>
+        <w:rPr>
+          <w:rFonts w:ascii="Arial" w:cs="Arial" w:eastAsia="Arial" w:hAnsi="Arial"/>
+          <w:b w:val="false"/>
+          <w:i w:val="false"/>
+          <w:sz w:val="23"/>
+          <w:szCs w:val="23"/>
+          <w:rtl/>
+        </w:rPr>
+        <w:t xml:space="preserve">الوكلاء بياخدوا الشغل المتكرر في كل دور: الجمع والنقل والحساب الأولي. والبشر بيفضلوا في الحكم والموافقة والعلاقات. وبص على دور «المنفّذ»: مابيتحركش غير بموافقة بشرية.</w:t>
+      </w:r>
+    </w:p>
+    <w:p>
+      <w:pPr>
         <w:bidi/>
         <w:spacing w:after="100" w:before="0" w:line="300"/>
       </w:pPr>
@@ -3772,6 +4481,116 @@
         <w:pBdr>
           <w:right w:val="single" w:color="555555" w:sz="18" w:space="8"/>
         </w:pBdr>
+        <w:shd w:fill="F5F5F5" w:color="auto" w:val="clear"/>
+        <w:bidi/>
+        <w:spacing w:after="140" w:before="0" w:line="300"/>
+      </w:pPr>
+      <w:r>
+        <w:rPr>
+          <w:rFonts w:ascii="Arial" w:cs="Arial" w:eastAsia="Arial" w:hAnsi="Arial"/>
+          <w:b/>
+          <w:bCs/>
+          <w:i w:val="false"/>
+          <w:color w:val="555555"/>
+          <w:sz w:val="22"/>
+          <w:szCs w:val="22"/>
+          <w:rtl/>
+        </w:rPr>
+        <w:t xml:space="preserve">ملحوظة ليك:  </w:t>
+      </w:r>
+      <w:r>
+        <w:rPr>
+          <w:rFonts w:ascii="Arial" w:cs="Arial" w:eastAsia="Arial" w:hAnsi="Arial"/>
+          <w:b w:val="false"/>
+          <w:i/>
+          <w:iCs/>
+          <w:color w:val="555555"/>
+          <w:sz w:val="23"/>
+          <w:szCs w:val="23"/>
+          <w:rtl/>
+        </w:rPr>
+        <w:t xml:space="preserve">اختار المتطوعين بذكاء: خلّي «فاحص الجودة» حد دقيق ومركّز (غالبًا حد من المالية أو الجودة)، و«المراجع الناقد» حد بيحب يجادل. اللعبة بتبقى أحلى.</w:t>
+      </w:r>
+    </w:p>
+    <w:p>
+      <w:pPr>
+        <w:keepNext w:val="false"/>
+        <w:keepLines/>
+        <w:pBdr>
+          <w:right w:val="single" w:color="0E4F4B" w:sz="18" w:space="8"/>
+        </w:pBdr>
+        <w:shd w:fill="FFFFFF" w:color="auto" w:val="clear"/>
+        <w:bidi/>
+        <w:spacing w:after="140" w:before="0" w:line="300"/>
+      </w:pPr>
+      <w:r>
+        <w:rPr>
+          <w:rFonts w:ascii="Arial" w:cs="Arial" w:eastAsia="Arial" w:hAnsi="Arial"/>
+          <w:b/>
+          <w:bCs/>
+          <w:i w:val="false"/>
+          <w:color w:val="0E4F4B"/>
+          <w:sz w:val="22"/>
+          <w:szCs w:val="22"/>
+          <w:rtl/>
+        </w:rPr>
+        <w:t xml:space="preserve">تقول:  </w:t>
+      </w:r>
+      <w:r>
+        <w:rPr>
+          <w:rFonts w:ascii="Arial" w:cs="Arial" w:eastAsia="Arial" w:hAnsi="Arial"/>
+          <w:b w:val="false"/>
+          <w:i w:val="false"/>
+          <w:sz w:val="23"/>
+          <w:szCs w:val="23"/>
+          <w:rtl/>
+        </w:rPr>
+        <w:t xml:space="preserve">قواعد اللعبة: كل واحد يلتزم ببطاقته بالظبط. لو بطاقتك بتقول «ممنوع تلمس الورقة»، مايبقاش إيدك تقرب منها. أنا الحكم. وأي كسر للقاعدة، هقول «صلاحية مرفوضة!».</w:t>
+      </w:r>
+    </w:p>
+    <w:p>
+      <w:pPr>
+        <w:keepNext w:val="false"/>
+        <w:keepLines/>
+        <w:pBdr>
+          <w:right w:val="single" w:color="9A5B12" w:sz="18" w:space="8"/>
+        </w:pBdr>
+        <w:shd w:fill="FBF3E4" w:color="auto" w:val="clear"/>
+        <w:bidi/>
+        <w:spacing w:after="140" w:before="0" w:line="300"/>
+      </w:pPr>
+      <w:r>
+        <w:rPr>
+          <w:rFonts w:ascii="Arial" w:cs="Arial" w:eastAsia="Arial" w:hAnsi="Arial"/>
+          <w:b/>
+          <w:bCs/>
+          <w:i w:val="false"/>
+          <w:color w:val="9A5B12"/>
+          <w:sz w:val="22"/>
+          <w:szCs w:val="22"/>
+          <w:rtl/>
+        </w:rPr>
+        <w:t xml:space="preserve">حيلة ذكية (الحكم المرح):  </w:t>
+      </w:r>
+      <w:r>
+        <w:rPr>
+          <w:rFonts w:ascii="Arial" w:cs="Arial" w:eastAsia="Arial" w:hAnsi="Arial"/>
+          <w:b w:val="false"/>
+          <w:i w:val="false"/>
+          <w:sz w:val="23"/>
+          <w:szCs w:val="23"/>
+          <w:rtl/>
+        </w:rPr>
+        <w:t xml:space="preserve">جملة «صلاحية مرفوضة!» بتضحّك القاعة، وفي نفس الوقت بتعلّم مفهوم الصلاحيات بشكل مش هيتنسي.</w:t>
+      </w:r>
+    </w:p>
+    <w:p>
+      <w:pPr>
+        <w:keepNext w:val="false"/>
+        <w:keepLines/>
+        <w:pBdr>
+          <w:right w:val="single" w:color="555555" w:sz="18" w:space="8"/>
+        </w:pBdr>
         <w:shd w:fill="EEF2F1" w:color="auto" w:val="clear"/>
         <w:bidi/>
         <w:spacing w:after="140" w:before="0" w:line="300"/>
@@ -4035,6 +4854,138 @@
     </w:p>
     <w:p>
       <w:pPr>
+        <w:keepNext w:val="false"/>
+        <w:keepLines/>
+        <w:pBdr>
+          <w:right w:val="single" w:color="1D3A6B" w:sz="18" w:space="8"/>
+        </w:pBdr>
+        <w:shd w:fill="EEF1F8" w:color="auto" w:val="clear"/>
+        <w:bidi/>
+        <w:spacing w:after="140" w:before="0" w:line="300"/>
+      </w:pPr>
+      <w:r>
+        <w:rPr>
+          <w:rFonts w:ascii="Arial" w:cs="Arial" w:eastAsia="Arial" w:hAnsi="Arial"/>
+          <w:b/>
+          <w:bCs/>
+          <w:i w:val="false"/>
+          <w:color w:val="1D3A6B"/>
+          <w:sz w:val="22"/>
+          <w:szCs w:val="22"/>
+          <w:rtl/>
+        </w:rPr>
+        <w:t xml:space="preserve">اسأل القاعة:  </w:t>
+      </w:r>
+      <w:r>
+        <w:rPr>
+          <w:rFonts w:ascii="Arial" w:cs="Arial" w:eastAsia="Arial" w:hAnsi="Arial"/>
+          <w:b/>
+          <w:bCs/>
+          <w:i w:val="false"/>
+          <w:sz w:val="23"/>
+          <w:szCs w:val="23"/>
+          <w:rtl/>
+        </w:rPr>
+        <w:t xml:space="preserve">القاعة: الإجابة دي مقنعة؟ المراجع سأل أسئلة كويسة؟</w:t>
+      </w:r>
+    </w:p>
+    <w:p>
+      <w:pPr>
+        <w:keepNext/>
+        <w:keepLines/>
+        <w:pBdr>
+          <w:right w:val="single" w:color="1D3A6B" w:sz="18" w:space="8"/>
+        </w:pBdr>
+        <w:shd w:fill="EEF1F8" w:color="auto" w:val="clear"/>
+        <w:bidi/>
+        <w:spacing w:after="0" w:before="0" w:line="300"/>
+      </w:pPr>
+      <w:r>
+        <w:rPr>
+          <w:rFonts w:ascii="Arial" w:cs="Arial" w:eastAsia="Arial" w:hAnsi="Arial"/>
+          <w:b/>
+          <w:bCs/>
+          <w:i w:val="false"/>
+          <w:color w:val="1D3A6B"/>
+          <w:sz w:val="22"/>
+          <w:szCs w:val="22"/>
+          <w:rtl/>
+        </w:rPr>
+        <w:t xml:space="preserve">إجابات متوقعة:  </w:t>
+      </w:r>
+      <w:r>
+        <w:rPr>
+          <w:rFonts w:ascii="Arial" w:cs="Arial" w:eastAsia="Arial" w:hAnsi="Arial"/>
+          <w:b w:val="false"/>
+          <w:i w:val="false"/>
+          <w:sz w:val="23"/>
+          <w:szCs w:val="23"/>
+          <w:rtl/>
+        </w:rPr>
+        <w:t xml:space="preserve">أيوه</w:t>
+      </w:r>
+    </w:p>
+    <w:p>
+      <w:pPr>
+        <w:keepNext w:val="false"/>
+        <w:keepLines/>
+        <w:pBdr>
+          <w:right w:val="single" w:color="1D3A6B" w:sz="18" w:space="8"/>
+        </w:pBdr>
+        <w:shd w:fill="EEF1F8" w:color="auto" w:val="clear"/>
+        <w:bidi/>
+        <w:spacing w:after="140" w:before="0" w:line="300"/>
+      </w:pPr>
+      <w:r>
+        <w:rPr>
+          <w:rFonts w:ascii="Arial" w:cs="Arial" w:eastAsia="Arial" w:hAnsi="Arial"/>
+          <w:b w:val="false"/>
+          <w:i w:val="false"/>
+          <w:sz w:val="23"/>
+          <w:szCs w:val="23"/>
+          <w:rtl/>
+        </w:rPr>
+        <w:t xml:space="preserve">كان ممكن يسأل عن الشهر اللي فيه ٣٠ بس</w:t>
+      </w:r>
+    </w:p>
+    <w:p>
+      <w:pPr>
+        <w:keepNext w:val="false"/>
+        <w:keepLines/>
+        <w:pBdr>
+          <w:right w:val="single" w:color="0E4F4B" w:sz="18" w:space="8"/>
+        </w:pBdr>
+        <w:shd w:fill="FFFFFF" w:color="auto" w:val="clear"/>
+        <w:bidi/>
+        <w:spacing w:after="140" w:before="0" w:line="300"/>
+      </w:pPr>
+      <w:r>
+        <w:rPr>
+          <w:rFonts w:ascii="Arial" w:cs="Arial" w:eastAsia="Arial" w:hAnsi="Arial"/>
+          <w:b/>
+          <w:bCs/>
+          <w:i w:val="false"/>
+          <w:color w:val="0E4F4B"/>
+          <w:sz w:val="22"/>
+          <w:szCs w:val="22"/>
+          <w:rtl/>
+        </w:rPr>
+        <w:t xml:space="preserve">وبعدها تقول:  </w:t>
+      </w:r>
+      <w:r>
+        <w:rPr>
+          <w:rFonts w:ascii="Arial" w:cs="Arial" w:eastAsia="Arial" w:hAnsi="Arial"/>
+          <w:b w:val="false"/>
+          <w:i w:val="false"/>
+          <w:sz w:val="23"/>
+          <w:szCs w:val="23"/>
+          <w:rtl/>
+        </w:rPr>
+        <w:t xml:space="preserve">ممتاز. إنتم دلوقتي بتراجعوا المراجع. وده بالظبط اللي بيحصل في الحوكمة: فيه دايمًا إنسان فوق.</w:t>
+      </w:r>
+    </w:p>
+    <w:p>
+      <w:pPr>
         <w:pStyle w:val="Heading2"/>
         <w:keepNext/>
         <w:bidi/>
@@ -4328,6 +5279,44 @@
           <w:rtl/>
         </w:rPr>
         <w:t xml:space="preserve">اشكر المتطوعين الخمسة، وخلّي القاعة تسقف لهم.</w:t>
+      </w:r>
+    </w:p>
+    <w:p>
+      <w:pPr>
+        <w:keepNext w:val="false"/>
+        <w:keepLines/>
+        <w:pBdr>
+          <w:right w:val="single" w:color="555555" w:sz="18" w:space="8"/>
+        </w:pBdr>
+        <w:shd w:fill="F5F5F5" w:color="auto" w:val="clear"/>
+        <w:bidi/>
+        <w:spacing w:after="140" w:before="0" w:line="300"/>
+      </w:pPr>
+      <w:r>
+        <w:rPr>
+          <w:rFonts w:ascii="Arial" w:cs="Arial" w:eastAsia="Arial" w:hAnsi="Arial"/>
+          <w:b/>
+          <w:bCs/>
+          <w:i w:val="false"/>
+          <w:color w:val="555555"/>
+          <w:sz w:val="22"/>
+          <w:szCs w:val="22"/>
+          <w:rtl/>
+        </w:rPr>
+        <w:t xml:space="preserve">ملحوظة ليك:  </w:t>
+      </w:r>
+      <w:r>
+        <w:rPr>
+          <w:rFonts w:ascii="Arial" w:cs="Arial" w:eastAsia="Arial" w:hAnsi="Arial"/>
+          <w:b w:val="false"/>
+          <w:i/>
+          <w:iCs/>
+          <w:color w:val="555555"/>
+          <w:sz w:val="23"/>
+          <w:szCs w:val="23"/>
+          <w:rtl/>
+        </w:rPr>
+        <w:t xml:space="preserve">الإجابة الصح: المنصورة (٢٤٠ ألف). من غير فحص الجودة: الإسكندرية (٢٥٠ ألف)، لأن المنصورة بتبقى ٢٧٠ بالصف المكرر. كل ده مكتوب في ورقة البيانات عندك.</w:t>
       </w:r>
     </w:p>
     <w:p>
@@ -4860,6 +5849,224 @@
     </w:p>
     <w:p>
       <w:pPr>
+        <w:keepNext w:val="false"/>
+        <w:keepLines/>
+        <w:pBdr>
+          <w:right w:val="single" w:color="1D3A6B" w:sz="18" w:space="8"/>
+        </w:pBdr>
+        <w:shd w:fill="EEF1F8" w:color="auto" w:val="clear"/>
+        <w:bidi/>
+        <w:spacing w:after="140" w:before="0" w:line="300"/>
+      </w:pPr>
+      <w:r>
+        <w:rPr>
+          <w:rFonts w:ascii="Arial" w:cs="Arial" w:eastAsia="Arial" w:hAnsi="Arial"/>
+          <w:b/>
+          <w:bCs/>
+          <w:i w:val="false"/>
+          <w:color w:val="1D3A6B"/>
+          <w:sz w:val="22"/>
+          <w:szCs w:val="22"/>
+          <w:rtl/>
+        </w:rPr>
+        <w:t xml:space="preserve">اسأل القاعة:  </w:t>
+      </w:r>
+      <w:r>
+        <w:rPr>
+          <w:rFonts w:ascii="Arial" w:cs="Arial" w:eastAsia="Arial" w:hAnsi="Arial"/>
+          <w:b/>
+          <w:bCs/>
+          <w:i w:val="false"/>
+          <w:sz w:val="23"/>
+          <w:szCs w:val="23"/>
+          <w:rtl/>
+        </w:rPr>
+        <w:t xml:space="preserve">في بطاقة فاحص الجودة في اللعبة: إيه «حد التوقف» بتاعه؟</w:t>
+      </w:r>
+    </w:p>
+    <w:p>
+      <w:pPr>
+        <w:keepNext w:val="false"/>
+        <w:keepLines/>
+        <w:pBdr>
+          <w:right w:val="single" w:color="1D3A6B" w:sz="18" w:space="8"/>
+        </w:pBdr>
+        <w:shd w:fill="EEF1F8" w:color="auto" w:val="clear"/>
+        <w:bidi/>
+        <w:spacing w:after="140" w:before="0" w:line="300"/>
+      </w:pPr>
+      <w:r>
+        <w:rPr>
+          <w:rFonts w:ascii="Arial" w:cs="Arial" w:eastAsia="Arial" w:hAnsi="Arial"/>
+          <w:b/>
+          <w:bCs/>
+          <w:i w:val="false"/>
+          <w:color w:val="1D3A6B"/>
+          <w:sz w:val="22"/>
+          <w:szCs w:val="22"/>
+          <w:rtl/>
+        </w:rPr>
+        <w:t xml:space="preserve">إجابات متوقعة:  </w:t>
+      </w:r>
+      <w:r>
+        <w:rPr>
+          <w:rFonts w:ascii="Arial" w:cs="Arial" w:eastAsia="Arial" w:hAnsi="Arial"/>
+          <w:b w:val="false"/>
+          <w:i w:val="false"/>
+          <w:sz w:val="23"/>
+          <w:szCs w:val="23"/>
+          <w:rtl/>
+        </w:rPr>
+        <w:t xml:space="preserve">لما يلاقي مكرر يقول وقف</w:t>
+      </w:r>
+    </w:p>
+    <w:p>
+      <w:pPr>
+        <w:keepNext w:val="false"/>
+        <w:keepLines/>
+        <w:pBdr>
+          <w:right w:val="single" w:color="0E4F4B" w:sz="18" w:space="8"/>
+        </w:pBdr>
+        <w:shd w:fill="FFFFFF" w:color="auto" w:val="clear"/>
+        <w:bidi/>
+        <w:spacing w:after="140" w:before="0" w:line="300"/>
+      </w:pPr>
+      <w:r>
+        <w:rPr>
+          <w:rFonts w:ascii="Arial" w:cs="Arial" w:eastAsia="Arial" w:hAnsi="Arial"/>
+          <w:b/>
+          <w:bCs/>
+          <w:i w:val="false"/>
+          <w:color w:val="0E4F4B"/>
+          <w:sz w:val="22"/>
+          <w:szCs w:val="22"/>
+          <w:rtl/>
+        </w:rPr>
+        <w:t xml:space="preserve">وبعدها تقول:  </w:t>
+      </w:r>
+      <w:r>
+        <w:rPr>
+          <w:rFonts w:ascii="Arial" w:cs="Arial" w:eastAsia="Arial" w:hAnsi="Arial"/>
+          <w:b w:val="false"/>
+          <w:i w:val="false"/>
+          <w:sz w:val="23"/>
+          <w:szCs w:val="23"/>
+          <w:rtl/>
+        </w:rPr>
+        <w:t xml:space="preserve">صح. وإيه «معيار النجاح» بتاع المحلل؟</w:t>
+      </w:r>
+    </w:p>
+    <w:p>
+      <w:pPr>
+        <w:keepNext w:val="false"/>
+        <w:keepLines/>
+        <w:pBdr>
+          <w:right w:val="single" w:color="1D3A6B" w:sz="18" w:space="8"/>
+        </w:pBdr>
+        <w:shd w:fill="EEF1F8" w:color="auto" w:val="clear"/>
+        <w:bidi/>
+        <w:spacing w:after="140" w:before="0" w:line="300"/>
+      </w:pPr>
+      <w:r>
+        <w:rPr>
+          <w:rFonts w:ascii="Arial" w:cs="Arial" w:eastAsia="Arial" w:hAnsi="Arial"/>
+          <w:b/>
+          <w:bCs/>
+          <w:i w:val="false"/>
+          <w:color w:val="1D3A6B"/>
+          <w:sz w:val="22"/>
+          <w:szCs w:val="22"/>
+          <w:rtl/>
+        </w:rPr>
+        <w:t xml:space="preserve">اسأل القاعة:  </w:t>
+      </w:r>
+      <w:r>
+        <w:rPr>
+          <w:rFonts w:ascii="Arial" w:cs="Arial" w:eastAsia="Arial" w:hAnsi="Arial"/>
+          <w:b/>
+          <w:bCs/>
+          <w:i w:val="false"/>
+          <w:sz w:val="23"/>
+          <w:szCs w:val="23"/>
+          <w:rtl/>
+        </w:rPr>
+        <w:t xml:space="preserve">…</w:t>
+      </w:r>
+    </w:p>
+    <w:p>
+      <w:pPr>
+        <w:keepNext w:val="false"/>
+        <w:keepLines/>
+        <w:pBdr>
+          <w:right w:val="single" w:color="1D3A6B" w:sz="18" w:space="8"/>
+        </w:pBdr>
+        <w:shd w:fill="EEF1F8" w:color="auto" w:val="clear"/>
+        <w:bidi/>
+        <w:spacing w:after="140" w:before="0" w:line="300"/>
+      </w:pPr>
+      <w:r>
+        <w:rPr>
+          <w:rFonts w:ascii="Arial" w:cs="Arial" w:eastAsia="Arial" w:hAnsi="Arial"/>
+          <w:b/>
+          <w:bCs/>
+          <w:i w:val="false"/>
+          <w:color w:val="1D3A6B"/>
+          <w:sz w:val="22"/>
+          <w:szCs w:val="22"/>
+          <w:rtl/>
+        </w:rPr>
+        <w:t xml:space="preserve">إجابات متوقعة:  </w:t>
+      </w:r>
+      <w:r>
+        <w:rPr>
+          <w:rFonts w:ascii="Arial" w:cs="Arial" w:eastAsia="Arial" w:hAnsi="Arial"/>
+          <w:b w:val="false"/>
+          <w:i w:val="false"/>
+          <w:sz w:val="23"/>
+          <w:szCs w:val="23"/>
+          <w:rtl/>
+        </w:rPr>
+        <w:t xml:space="preserve">الرقم يطابق الحساب</w:t>
+      </w:r>
+    </w:p>
+    <w:p>
+      <w:pPr>
+        <w:keepNext w:val="false"/>
+        <w:keepLines/>
+        <w:pBdr>
+          <w:right w:val="single" w:color="0E4F4B" w:sz="18" w:space="8"/>
+        </w:pBdr>
+        <w:shd w:fill="FFFFFF" w:color="auto" w:val="clear"/>
+        <w:bidi/>
+        <w:spacing w:after="140" w:before="0" w:line="300"/>
+      </w:pPr>
+      <w:r>
+        <w:rPr>
+          <w:rFonts w:ascii="Arial" w:cs="Arial" w:eastAsia="Arial" w:hAnsi="Arial"/>
+          <w:b/>
+          <w:bCs/>
+          <w:i w:val="false"/>
+          <w:color w:val="0E4F4B"/>
+          <w:sz w:val="22"/>
+          <w:szCs w:val="22"/>
+          <w:rtl/>
+        </w:rPr>
+        <w:t xml:space="preserve">وبعدها تقول:  </w:t>
+      </w:r>
+      <w:r>
+        <w:rPr>
+          <w:rFonts w:ascii="Arial" w:cs="Arial" w:eastAsia="Arial" w:hAnsi="Arial"/>
+          <w:b w:val="false"/>
+          <w:i w:val="false"/>
+          <w:sz w:val="23"/>
+          <w:szCs w:val="23"/>
+          <w:rtl/>
+        </w:rPr>
+        <w:t xml:space="preserve">بالظبط. إنتم كده صممتوا بطاقات وكلاء من غير ما تحسوا.</w:t>
+      </w:r>
+    </w:p>
+    <w:p>
+      <w:pPr>
         <w:pStyle w:val="Heading2"/>
         <w:keepNext/>
         <w:bidi/>
@@ -5464,6 +6671,42 @@
     </w:p>
     <w:p>
       <w:pPr>
+        <w:keepNext w:val="false"/>
+        <w:keepLines/>
+        <w:pBdr>
+          <w:right w:val="single" w:color="0E4F4B" w:sz="18" w:space="8"/>
+        </w:pBdr>
+        <w:shd w:fill="FFFFFF" w:color="auto" w:val="clear"/>
+        <w:bidi/>
+        <w:spacing w:after="140" w:before="0" w:line="300"/>
+      </w:pPr>
+      <w:r>
+        <w:rPr>
+          <w:rFonts w:ascii="Arial" w:cs="Arial" w:eastAsia="Arial" w:hAnsi="Arial"/>
+          <w:b/>
+          <w:bCs/>
+          <w:i w:val="false"/>
+          <w:color w:val="0E4F4B"/>
+          <w:sz w:val="22"/>
+          <w:szCs w:val="22"/>
+          <w:rtl/>
+        </w:rPr>
+        <w:t xml:space="preserve">تقول:  </w:t>
+      </w:r>
+      <w:r>
+        <w:rPr>
+          <w:rFonts w:ascii="Arial" w:cs="Arial" w:eastAsia="Arial" w:hAnsi="Arial"/>
+          <w:b w:val="false"/>
+          <w:i w:val="false"/>
+          <w:sz w:val="23"/>
+          <w:szCs w:val="23"/>
+          <w:rtl/>
+        </w:rPr>
+        <w:t xml:space="preserve">ولو فيه حاجة واحدة تفتكروها من الجزء ده: الوكلاء أدوات قوية جدًا، والقوة من غير ضوابط خطر. أقل صلاحية، وسقف تكلفة، وسجل، وإنسان بيوافق على أي حاجة بتخرج برّه.</w:t>
+      </w:r>
+    </w:p>
+    <w:p>
+      <w:pPr>
         <w:keepNext/>
         <w:pBdr>
           <w:right w:val="single" w:color="5B2A45" w:sz="18" w:space="8"/>
@@ -5506,6 +6749,78 @@
           <w:rtl/>
         </w:rPr>
         <w:t xml:space="preserve">هذه عملية نُنفّذها بشكل متكرر: [صف العملية وخطواتها ومن ينفّذها]. صمّم لي فريقًا رقميًا لأتمتتها: ما الأدوار اللازمة فعلًا ولماذا؟ ولكل دور، اكتب بطاقة تعريف كاملة: الهدف، والمدخل والمخرج، والأدوات المسموحة والممنوعة، وحدود التوقف التي يسأل عندها الإنسان، ومعيار النجاح القابل للفحص. واقترح نمط التنسيق الأنسب (سلسلة، أو توزيع وتجميع، أو منفّذ وناقد) مع سبب اختياره. ابدأ بأقل عدد ممكن من الأدوار.</w:t>
+      </w:r>
+    </w:p>
+    <w:p>
+      <w:pPr>
+        <w:keepNext w:val="false"/>
+        <w:keepLines/>
+        <w:pBdr>
+          <w:right w:val="single" w:color="555555" w:sz="18" w:space="8"/>
+        </w:pBdr>
+        <w:shd w:fill="EEF2F1" w:color="auto" w:val="clear"/>
+        <w:bidi/>
+        <w:spacing w:after="140" w:before="0" w:line="300"/>
+      </w:pPr>
+      <w:r>
+        <w:rPr>
+          <w:rFonts w:ascii="Arial" w:cs="Arial" w:eastAsia="Arial" w:hAnsi="Arial"/>
+          <w:b/>
+          <w:bCs/>
+          <w:i w:val="false"/>
+          <w:color w:val="555555"/>
+          <w:sz w:val="22"/>
+          <w:szCs w:val="22"/>
+          <w:rtl/>
+        </w:rPr>
+        <w:t xml:space="preserve">على الشاشة / اعمل:  </w:t>
+      </w:r>
+      <w:r>
+        <w:rPr>
+          <w:rFonts w:ascii="Arial" w:cs="Arial" w:eastAsia="Arial" w:hAnsi="Arial"/>
+          <w:b w:val="false"/>
+          <w:i w:val="false"/>
+          <w:sz w:val="23"/>
+          <w:szCs w:val="23"/>
+          <w:rtl/>
+        </w:rPr>
+        <w:t xml:space="preserve">جرّبه بسرعة قدامهم على عملية طلب الشراء من الجلسة اللي فاتت. اعرض الأدوار اللي اقترحها وبطاقة واحد منهم.</w:t>
+      </w:r>
+    </w:p>
+    <w:p>
+      <w:pPr>
+        <w:keepNext w:val="false"/>
+        <w:keepLines/>
+        <w:pBdr>
+          <w:right w:val="single" w:color="0E4F4B" w:sz="18" w:space="8"/>
+        </w:pBdr>
+        <w:shd w:fill="FFFFFF" w:color="auto" w:val="clear"/>
+        <w:bidi/>
+        <w:spacing w:after="140" w:before="0" w:line="300"/>
+      </w:pPr>
+      <w:r>
+        <w:rPr>
+          <w:rFonts w:ascii="Arial" w:cs="Arial" w:eastAsia="Arial" w:hAnsi="Arial"/>
+          <w:b/>
+          <w:bCs/>
+          <w:i w:val="false"/>
+          <w:color w:val="0E4F4B"/>
+          <w:sz w:val="22"/>
+          <w:szCs w:val="22"/>
+          <w:rtl/>
+        </w:rPr>
+        <w:t xml:space="preserve">تقول:  </w:t>
+      </w:r>
+      <w:r>
+        <w:rPr>
+          <w:rFonts w:ascii="Arial" w:cs="Arial" w:eastAsia="Arial" w:hAnsi="Arial"/>
+          <w:b w:val="false"/>
+          <w:i w:val="false"/>
+          <w:sz w:val="23"/>
+          <w:szCs w:val="23"/>
+          <w:rtl/>
+        </w:rPr>
+        <w:t xml:space="preserve">شايفين؟ في دقيقة عندك تصميم فريق كامل، ببطاقات وصلاحيات وحدود توقف. البناء نفسه محتاج شغل، بس التفكير والتصميم بقى في إيدكم.</w:t>
       </w:r>
     </w:p>
     <w:p>
@@ -5719,6 +7034,44 @@
     </w:p>
     <w:p>
       <w:pPr>
+        <w:keepNext w:val="false"/>
+        <w:keepLines/>
+        <w:pBdr>
+          <w:right w:val="single" w:color="555555" w:sz="18" w:space="8"/>
+        </w:pBdr>
+        <w:shd w:fill="F5F5F5" w:color="auto" w:val="clear"/>
+        <w:bidi/>
+        <w:spacing w:after="140" w:before="0" w:line="300"/>
+      </w:pPr>
+      <w:r>
+        <w:rPr>
+          <w:rFonts w:ascii="Arial" w:cs="Arial" w:eastAsia="Arial" w:hAnsi="Arial"/>
+          <w:b/>
+          <w:bCs/>
+          <w:i w:val="false"/>
+          <w:color w:val="555555"/>
+          <w:sz w:val="22"/>
+          <w:szCs w:val="22"/>
+          <w:rtl/>
+        </w:rPr>
+        <w:t xml:space="preserve">ملحوظة ليك:  </w:t>
+      </w:r>
+      <w:r>
+        <w:rPr>
+          <w:rFonts w:ascii="Arial" w:cs="Arial" w:eastAsia="Arial" w:hAnsi="Arial"/>
+          <w:b w:val="false"/>
+          <w:i/>
+          <w:iCs/>
+          <w:color w:val="555555"/>
+          <w:sz w:val="23"/>
+          <w:szCs w:val="23"/>
+          <w:rtl/>
+        </w:rPr>
+        <w:t xml:space="preserve">وإنت بتجهّز العروض، خلّي الموسيقى هادية في القاعة لو ينفع. بتقلل التوتر وبتملا الصمت.</w:t>
+      </w:r>
+    </w:p>
+    <w:p>
+      <w:pPr>
         <w:bidi/>
         <w:spacing w:after="100" w:before="0" w:line="300"/>
       </w:pPr>
@@ -5800,6 +7153,78 @@
           <w:rtl/>
         </w:rPr>
         <w:t xml:space="preserve">قواعد العروض (اقراها قبل أول عرض)</w:t>
+      </w:r>
+    </w:p>
+    <w:p>
+      <w:pPr>
+        <w:keepNext w:val="false"/>
+        <w:keepLines/>
+        <w:pBdr>
+          <w:right w:val="single" w:color="0E4F4B" w:sz="18" w:space="8"/>
+        </w:pBdr>
+        <w:shd w:fill="FFFFFF" w:color="auto" w:val="clear"/>
+        <w:bidi/>
+        <w:spacing w:after="140" w:before="0" w:line="300"/>
+      </w:pPr>
+      <w:r>
+        <w:rPr>
+          <w:rFonts w:ascii="Arial" w:cs="Arial" w:eastAsia="Arial" w:hAnsi="Arial"/>
+          <w:b/>
+          <w:bCs/>
+          <w:i w:val="false"/>
+          <w:color w:val="0E4F4B"/>
+          <w:sz w:val="22"/>
+          <w:szCs w:val="22"/>
+          <w:rtl/>
+        </w:rPr>
+        <w:t xml:space="preserve">تقول:  </w:t>
+      </w:r>
+      <w:r>
+        <w:rPr>
+          <w:rFonts w:ascii="Arial" w:cs="Arial" w:eastAsia="Arial" w:hAnsi="Arial"/>
+          <w:b w:val="false"/>
+          <w:i w:val="false"/>
+          <w:sz w:val="23"/>
+          <w:szCs w:val="23"/>
+          <w:rtl/>
+        </w:rPr>
+        <w:t xml:space="preserve">وقبل أول عرض: كل واحد معاه بطاقة تقييم. لكل زميل: سؤال واحد ونصيحة إيجابية واحدة. في آخر اليوم هجمع البطاقات وأديها لأصحابها. يعني كل واحد هيروّح ومعاه ١٠ أو ١٢ نصيحة من زمايله.</w:t>
+      </w:r>
+    </w:p>
+    <w:p>
+      <w:pPr>
+        <w:keepNext w:val="false"/>
+        <w:keepLines/>
+        <w:pBdr>
+          <w:right w:val="single" w:color="9A5B12" w:sz="18" w:space="8"/>
+        </w:pBdr>
+        <w:shd w:fill="FBF3E4" w:color="auto" w:val="clear"/>
+        <w:bidi/>
+        <w:spacing w:after="140" w:before="0" w:line="300"/>
+      </w:pPr>
+      <w:r>
+        <w:rPr>
+          <w:rFonts w:ascii="Arial" w:cs="Arial" w:eastAsia="Arial" w:hAnsi="Arial"/>
+          <w:b/>
+          <w:bCs/>
+          <w:i w:val="false"/>
+          <w:color w:val="9A5B12"/>
+          <w:sz w:val="22"/>
+          <w:szCs w:val="22"/>
+          <w:rtl/>
+        </w:rPr>
+        <w:t xml:space="preserve">حيلة ذكية (هدية التقييم):  </w:t>
+      </w:r>
+      <w:r>
+        <w:rPr>
+          <w:rFonts w:ascii="Arial" w:cs="Arial" w:eastAsia="Arial" w:hAnsi="Arial"/>
+          <w:b w:val="false"/>
+          <w:i w:val="false"/>
+          <w:sz w:val="23"/>
+          <w:szCs w:val="23"/>
+          <w:rtl/>
+        </w:rPr>
+        <w:t xml:space="preserve">البطاقات بتخلّي الكل مركّز في كل عرض (لأن مطلوب منه يكتب)، وبتدّي كل عارض «هدية» ملموسة يروّح بيها.</w:t>
       </w:r>
     </w:p>
     <w:p>
@@ -6487,78 +7912,6 @@
     </w:p>
     <w:p>
       <w:pPr>
-        <w:keepNext w:val="false"/>
-        <w:keepLines/>
-        <w:pBdr>
-          <w:right w:val="single" w:color="9A5B12" w:sz="18" w:space="8"/>
-        </w:pBdr>
-        <w:shd w:fill="FBF3E4" w:color="auto" w:val="clear"/>
-        <w:bidi/>
-        <w:spacing w:after="140" w:before="0" w:line="300"/>
-      </w:pPr>
-      <w:r>
-        <w:rPr>
-          <w:rFonts w:ascii="Arial" w:cs="Arial" w:eastAsia="Arial" w:hAnsi="Arial"/>
-          <w:b/>
-          <w:bCs/>
-          <w:i w:val="false"/>
-          <w:color w:val="9A5B12"/>
-          <w:sz w:val="22"/>
-          <w:szCs w:val="22"/>
-          <w:rtl/>
-        </w:rPr>
-        <w:t xml:space="preserve">حيلة ذكية (التقدير المحدد):  </w:t>
-      </w:r>
-      <w:r>
-        <w:rPr>
-          <w:rFonts w:ascii="Arial" w:cs="Arial" w:eastAsia="Arial" w:hAnsi="Arial"/>
-          <w:b w:val="false"/>
-          <w:i w:val="false"/>
-          <w:sz w:val="23"/>
-          <w:szCs w:val="23"/>
-          <w:rtl/>
-        </w:rPr>
-        <w:t xml:space="preserve">المديح العام («شاطر») بيتنسي. المديح المحدد («قست الوقت بدل ما تقدّره») بيعلّم الكل إيه السلوك الصح، وبيخلّي صاحبه فخور بحاجة حقيقية.</w:t>
-      </w:r>
-    </w:p>
-    <w:p>
-      <w:pPr>
-        <w:keepNext w:val="false"/>
-        <w:keepLines/>
-        <w:pBdr>
-          <w:right w:val="single" w:color="9A5B12" w:sz="18" w:space="8"/>
-        </w:pBdr>
-        <w:shd w:fill="FBF3E4" w:color="auto" w:val="clear"/>
-        <w:bidi/>
-        <w:spacing w:after="140" w:before="0" w:line="300"/>
-      </w:pPr>
-      <w:r>
-        <w:rPr>
-          <w:rFonts w:ascii="Arial" w:cs="Arial" w:eastAsia="Arial" w:hAnsi="Arial"/>
-          <w:b/>
-          <w:bCs/>
-          <w:i w:val="false"/>
-          <w:color w:val="9A5B12"/>
-          <w:sz w:val="22"/>
-          <w:szCs w:val="22"/>
-          <w:rtl/>
-        </w:rPr>
-        <w:t xml:space="preserve">حيلة ذكية (العدّاد الحي):  </w:t>
-      </w:r>
-      <w:r>
-        <w:rPr>
-          <w:rFonts w:ascii="Arial" w:cs="Arial" w:eastAsia="Arial" w:hAnsi="Arial"/>
-          <w:b w:val="false"/>
-          <w:i w:val="false"/>
-          <w:sz w:val="23"/>
-          <w:szCs w:val="23"/>
-          <w:rtl/>
-        </w:rPr>
-        <w:t xml:space="preserve">كل عرض بيزوّد العدّاد قدام عيون الكل. الرقم اللي بيكبر بيخلق إحساس بإنجاز جماعي، وبيخلّي آخر عرض زي أول عرض في الحماس.</w:t>
-      </w:r>
-    </w:p>
-    <w:p>
-      <w:pPr>
         <w:pStyle w:val="Heading2"/>
         <w:keepNext/>
         <w:bidi/>
@@ -6575,7 +7928,182 @@
           <w:szCs w:val="28"/>
           <w:rtl/>
         </w:rPr>
-        <w:t xml:space="preserve">مواقف ممكن تحصل</w:t>
+        <w:t xml:space="preserve">أمثلة للتقدير المحدد بعد العروض</w:t>
+      </w:r>
+    </w:p>
+    <w:p>
+      <w:pPr>
+        <w:keepNext/>
+        <w:bidi/>
+        <w:spacing w:after="60" w:before="0" w:line="300"/>
+      </w:pPr>
+      <w:r>
+        <w:rPr>
+          <w:rFonts w:ascii="Arial" w:cs="Arial" w:eastAsia="Arial" w:hAnsi="Arial"/>
+          <w:b/>
+          <w:bCs/>
+          <w:i w:val="false"/>
+          <w:color w:val="0E4F4B"/>
+          <w:sz w:val="23"/>
+          <w:szCs w:val="23"/>
+          <w:rtl/>
+        </w:rPr>
+        <w:t xml:space="preserve">جمل جاهزة (اختار المناسبة)</w:t>
+      </w:r>
+    </w:p>
+    <w:p>
+      <w:pPr>
+        <w:bidi/>
+        <w:spacing w:after="70" w:before="0" w:line="300"/>
+        <w:ind w:right="240"/>
+      </w:pPr>
+      <w:r>
+        <w:rPr>
+          <w:rFonts w:ascii="Arial" w:cs="Arial" w:eastAsia="Arial" w:hAnsi="Arial"/>
+          <w:b/>
+          <w:bCs/>
+          <w:i w:val="false"/>
+          <w:color w:val="9A5B12"/>
+          <w:sz w:val="18"/>
+          <w:szCs w:val="18"/>
+          <w:rtl/>
+        </w:rPr>
+        <w:t xml:space="preserve">■  </w:t>
+      </w:r>
+      <w:r>
+        <w:rPr>
+          <w:rFonts w:ascii="Arial" w:cs="Arial" w:eastAsia="Arial" w:hAnsi="Arial"/>
+          <w:b w:val="false"/>
+          <w:i w:val="false"/>
+          <w:sz w:val="23"/>
+          <w:szCs w:val="23"/>
+          <w:rtl/>
+        </w:rPr>
+        <w:t xml:space="preserve">«أكتر حاجة عجبتني إنك قست الوقت فعلًا بالساعة، مش قدّرته».</w:t>
+      </w:r>
+    </w:p>
+    <w:p>
+      <w:pPr>
+        <w:bidi/>
+        <w:spacing w:after="70" w:before="0" w:line="300"/>
+        <w:ind w:right="240"/>
+      </w:pPr>
+      <w:r>
+        <w:rPr>
+          <w:rFonts w:ascii="Arial" w:cs="Arial" w:eastAsia="Arial" w:hAnsi="Arial"/>
+          <w:b/>
+          <w:bCs/>
+          <w:i w:val="false"/>
+          <w:color w:val="9A5B12"/>
+          <w:sz w:val="18"/>
+          <w:szCs w:val="18"/>
+          <w:rtl/>
+        </w:rPr>
+        <w:t xml:space="preserve">■  </w:t>
+      </w:r>
+      <w:r>
+        <w:rPr>
+          <w:rFonts w:ascii="Arial" w:cs="Arial" w:eastAsia="Arial" w:hAnsi="Arial"/>
+          <w:b w:val="false"/>
+          <w:i w:val="false"/>
+          <w:sz w:val="23"/>
+          <w:szCs w:val="23"/>
+          <w:rtl/>
+        </w:rPr>
+        <w:t xml:space="preserve">«إن أداتك وقفت برسالة لما العمود كان غلط، ده احتراف».</w:t>
+      </w:r>
+    </w:p>
+    <w:p>
+      <w:pPr>
+        <w:bidi/>
+        <w:spacing w:after="70" w:before="0" w:line="300"/>
+        <w:ind w:right="240"/>
+      </w:pPr>
+      <w:r>
+        <w:rPr>
+          <w:rFonts w:ascii="Arial" w:cs="Arial" w:eastAsia="Arial" w:hAnsi="Arial"/>
+          <w:b/>
+          <w:bCs/>
+          <w:i w:val="false"/>
+          <w:color w:val="9A5B12"/>
+          <w:sz w:val="18"/>
+          <w:szCs w:val="18"/>
+          <w:rtl/>
+        </w:rPr>
+        <w:t xml:space="preserve">■  </w:t>
+      </w:r>
+      <w:r>
+        <w:rPr>
+          <w:rFonts w:ascii="Arial" w:cs="Arial" w:eastAsia="Arial" w:hAnsi="Arial"/>
+          <w:b w:val="false"/>
+          <w:i w:val="false"/>
+          <w:sz w:val="23"/>
+          <w:szCs w:val="23"/>
+          <w:rtl/>
+        </w:rPr>
+        <w:t xml:space="preserve">«إنك صغّرت المشروع لحاجة شغالة بدل حاجة كبيرة على الورق، ده أذكى قرار».</w:t>
+      </w:r>
+    </w:p>
+    <w:p>
+      <w:pPr>
+        <w:bidi/>
+        <w:spacing w:after="70" w:before="0" w:line="300"/>
+        <w:ind w:right="240"/>
+      </w:pPr>
+      <w:r>
+        <w:rPr>
+          <w:rFonts w:ascii="Arial" w:cs="Arial" w:eastAsia="Arial" w:hAnsi="Arial"/>
+          <w:b/>
+          <w:bCs/>
+          <w:i w:val="false"/>
+          <w:color w:val="9A5B12"/>
+          <w:sz w:val="18"/>
+          <w:szCs w:val="18"/>
+          <w:rtl/>
+        </w:rPr>
+        <w:t xml:space="preserve">■  </w:t>
+      </w:r>
+      <w:r>
+        <w:rPr>
+          <w:rFonts w:ascii="Arial" w:cs="Arial" w:eastAsia="Arial" w:hAnsi="Arial"/>
+          <w:b w:val="false"/>
+          <w:i w:val="false"/>
+          <w:sz w:val="23"/>
+          <w:szCs w:val="23"/>
+          <w:rtl/>
+        </w:rPr>
+        <w:t xml:space="preserve">«عرضك انتهى بطلب واضح من الإدارة، وده اللي بيخلّي المشاريع تكمل».</w:t>
+      </w:r>
+    </w:p>
+    <w:p>
+      <w:pPr>
+        <w:bidi/>
+        <w:spacing w:after="70" w:before="0" w:line="300"/>
+        <w:ind w:right="240"/>
+      </w:pPr>
+      <w:r>
+        <w:rPr>
+          <w:rFonts w:ascii="Arial" w:cs="Arial" w:eastAsia="Arial" w:hAnsi="Arial"/>
+          <w:b/>
+          <w:bCs/>
+          <w:i w:val="false"/>
+          <w:color w:val="9A5B12"/>
+          <w:sz w:val="18"/>
+          <w:szCs w:val="18"/>
+          <w:rtl/>
+        </w:rPr>
+        <w:t xml:space="preserve">■  </w:t>
+      </w:r>
+      <w:r>
+        <w:rPr>
+          <w:rFonts w:ascii="Arial" w:cs="Arial" w:eastAsia="Arial" w:hAnsi="Arial"/>
+          <w:b w:val="false"/>
+          <w:i w:val="false"/>
+          <w:sz w:val="23"/>
+          <w:szCs w:val="23"/>
+          <w:rtl/>
+        </w:rPr>
+        <w:t xml:space="preserve">«المشكلة اللي اخترتها كل الأقسام عندها. ممكن تتعمم».</w:t>
       </w:r>
     </w:p>
     <w:p>
@@ -6583,9 +8111,9 @@
         <w:keepNext w:val="false"/>
         <w:keepLines/>
         <w:pBdr>
-          <w:right w:val="single" w:color="9B2C2C" w:sz="18" w:space="8"/>
-        </w:pBdr>
-        <w:shd w:fill="FBEAEA" w:color="auto" w:val="clear"/>
+          <w:right w:val="single" w:color="9A5B12" w:sz="18" w:space="8"/>
+        </w:pBdr>
+        <w:shd w:fill="FBF3E4" w:color="auto" w:val="clear"/>
         <w:bidi/>
         <w:spacing w:after="140" w:before="0" w:line="300"/>
       </w:pPr>
@@ -6595,23 +8123,23 @@
           <w:b/>
           <w:bCs/>
           <w:i w:val="false"/>
-          <w:color w:val="9B2C2C"/>
-          <w:sz w:val="22"/>
-          <w:szCs w:val="22"/>
-          <w:rtl/>
-        </w:rPr>
-        <w:t xml:space="preserve">لو حصل:  </w:t>
-      </w:r>
-      <w:r>
-        <w:rPr>
-          <w:rFonts w:ascii="Arial" w:cs="Arial" w:eastAsia="Arial" w:hAnsi="Arial"/>
-          <w:b w:val="false"/>
-          <w:i w:val="false"/>
-          <w:sz w:val="23"/>
-          <w:szCs w:val="23"/>
-          <w:rtl/>
-        </w:rPr>
-        <w:t xml:space="preserve">العرض مش شغال على الجهاز: «مفيش مشكلة، احكيلنا وإحنا متخيلين». وبعدين افتح الفيديو الاحتياطي لو موجود. وماتخصمش عليه، ده مش ذنبه.</w:t>
+          <w:color w:val="9A5B12"/>
+          <w:sz w:val="22"/>
+          <w:szCs w:val="22"/>
+          <w:rtl/>
+        </w:rPr>
+        <w:t xml:space="preserve">حيلة ذكية (التقدير المحدد):  </w:t>
+      </w:r>
+      <w:r>
+        <w:rPr>
+          <w:rFonts w:ascii="Arial" w:cs="Arial" w:eastAsia="Arial" w:hAnsi="Arial"/>
+          <w:b w:val="false"/>
+          <w:i w:val="false"/>
+          <w:sz w:val="23"/>
+          <w:szCs w:val="23"/>
+          <w:rtl/>
+        </w:rPr>
+        <w:t xml:space="preserve">المديح العام («شاطر») بيتنسي. المديح المحدد («قست الوقت بدل ما تقدّره») بيعلّم الكل إيه السلوك الصح، وبيخلّي صاحبه فخور بحاجة حقيقية.</w:t>
       </w:r>
     </w:p>
     <w:p>
@@ -6619,9 +8147,9 @@
         <w:keepNext w:val="false"/>
         <w:keepLines/>
         <w:pBdr>
-          <w:right w:val="single" w:color="9B2C2C" w:sz="18" w:space="8"/>
-        </w:pBdr>
-        <w:shd w:fill="FBEAEA" w:color="auto" w:val="clear"/>
+          <w:right w:val="single" w:color="9A5B12" w:sz="18" w:space="8"/>
+        </w:pBdr>
+        <w:shd w:fill="FBF3E4" w:color="auto" w:val="clear"/>
         <w:bidi/>
         <w:spacing w:after="140" w:before="0" w:line="300"/>
       </w:pPr>
@@ -6631,23 +8159,44 @@
           <w:b/>
           <w:bCs/>
           <w:i w:val="false"/>
-          <w:color w:val="9B2C2C"/>
-          <w:sz w:val="22"/>
-          <w:szCs w:val="22"/>
-          <w:rtl/>
-        </w:rPr>
-        <w:t xml:space="preserve">لو حصل:  </w:t>
-      </w:r>
-      <w:r>
-        <w:rPr>
-          <w:rFonts w:ascii="Arial" w:cs="Arial" w:eastAsia="Arial" w:hAnsi="Arial"/>
-          <w:b w:val="false"/>
-          <w:i w:val="false"/>
-          <w:sz w:val="23"/>
-          <w:szCs w:val="23"/>
-          <w:rtl/>
-        </w:rPr>
-        <w:t xml:space="preserve">متدرب طوّل جدًا: ارفع كارت الدقيقة. لو كمّل، قول بلطف: «جملة أخيرة؟».</w:t>
+          <w:color w:val="9A5B12"/>
+          <w:sz w:val="22"/>
+          <w:szCs w:val="22"/>
+          <w:rtl/>
+        </w:rPr>
+        <w:t xml:space="preserve">حيلة ذكية (العدّاد الحي):  </w:t>
+      </w:r>
+      <w:r>
+        <w:rPr>
+          <w:rFonts w:ascii="Arial" w:cs="Arial" w:eastAsia="Arial" w:hAnsi="Arial"/>
+          <w:b w:val="false"/>
+          <w:i w:val="false"/>
+          <w:sz w:val="23"/>
+          <w:szCs w:val="23"/>
+          <w:rtl/>
+        </w:rPr>
+        <w:t xml:space="preserve">كل عرض بيزوّد العدّاد قدام عيون الكل. الرقم اللي بيكبر بيخلق إحساس بإنجاز جماعي، وبيخلّي آخر عرض زي أول عرض في الحماس.</w:t>
+      </w:r>
+    </w:p>
+    <w:p>
+      <w:pPr>
+        <w:pStyle w:val="Heading2"/>
+        <w:keepNext/>
+        <w:bidi/>
+        <w:spacing w:after="120" w:before="260" w:line="300"/>
+      </w:pPr>
+      <w:r>
+        <w:rPr>
+          <w:rFonts w:ascii="Arial" w:cs="Arial" w:eastAsia="Arial" w:hAnsi="Arial"/>
+          <w:b/>
+          <w:bCs/>
+          <w:i w:val="false"/>
+          <w:color w:val="9A5B12"/>
+          <w:sz w:val="28"/>
+          <w:szCs w:val="28"/>
+          <w:rtl/>
+        </w:rPr>
+        <w:t xml:space="preserve">مواقف ممكن تحصل</w:t>
       </w:r>
     </w:p>
     <w:p>
@@ -6683,7 +8232,7 @@
           <w:szCs w:val="23"/>
           <w:rtl/>
         </w:rPr>
-        <w:t xml:space="preserve">متدرب ماعندوش أرقام حقيقية: اسأله قدام الكل بلطف: «لو هتقدّر، المهمة كانت بتاخد قد إيه؟». وقول له بعد العرض يقيسها الأسبوع ده.</w:t>
+        <w:t xml:space="preserve">العرض مش شغال على الجهاز: «مفيش مشكلة، احكيلنا وإحنا متخيلين». وبعدين افتح الفيديو الاحتياطي لو موجود. وماتخصمش عليه، ده مش ذنبه.</w:t>
       </w:r>
     </w:p>
     <w:p>
@@ -6719,7 +8268,7 @@
           <w:szCs w:val="23"/>
           <w:rtl/>
         </w:rPr>
-        <w:t xml:space="preserve">متدرب متوتر جدًا ونسي: اسأله سؤال يرجّعه: «ورّينا الحل شغال الأول، وبعدين نرجع للمشكلة». الحاجة العملية بتهدّي.</w:t>
+        <w:t xml:space="preserve">متدرب طوّل جدًا: ارفع كارت الدقيقة. لو كمّل، قول بلطف: «جملة أخيرة؟».</w:t>
       </w:r>
     </w:p>
     <w:p>
@@ -6755,7 +8304,7 @@
           <w:szCs w:val="23"/>
           <w:rtl/>
         </w:rPr>
-        <w:t xml:space="preserve">سؤال صعب من زميل لمتدرب مش عارف يرد: «سؤال ممتاز، تسجّله وترد عليه في الجروب؟». وكمّل.</w:t>
+        <w:t xml:space="preserve">متدرب ماعندوش أرقام حقيقية: اسأله قدام الكل بلطف: «لو هتقدّر، المهمة كانت بتاخد قد إيه؟». وقول له بعد العرض يقيسها الأسبوع ده.</w:t>
       </w:r>
     </w:p>
     <w:p>
@@ -6791,7 +8340,151 @@
           <w:szCs w:val="23"/>
           <w:rtl/>
         </w:rPr>
+        <w:t xml:space="preserve">متدرب متوتر جدًا ونسي: اسأله سؤال يرجّعه: «ورّينا الحل شغال الأول، وبعدين نرجع للمشكلة». الحاجة العملية بتهدّي.</w:t>
+      </w:r>
+    </w:p>
+    <w:p>
+      <w:pPr>
+        <w:keepNext w:val="false"/>
+        <w:keepLines/>
+        <w:pBdr>
+          <w:right w:val="single" w:color="9B2C2C" w:sz="18" w:space="8"/>
+        </w:pBdr>
+        <w:shd w:fill="FBEAEA" w:color="auto" w:val="clear"/>
+        <w:bidi/>
+        <w:spacing w:after="140" w:before="0" w:line="300"/>
+      </w:pPr>
+      <w:r>
+        <w:rPr>
+          <w:rFonts w:ascii="Arial" w:cs="Arial" w:eastAsia="Arial" w:hAnsi="Arial"/>
+          <w:b/>
+          <w:bCs/>
+          <w:i w:val="false"/>
+          <w:color w:val="9B2C2C"/>
+          <w:sz w:val="22"/>
+          <w:szCs w:val="22"/>
+          <w:rtl/>
+        </w:rPr>
+        <w:t xml:space="preserve">لو حصل:  </w:t>
+      </w:r>
+      <w:r>
+        <w:rPr>
+          <w:rFonts w:ascii="Arial" w:cs="Arial" w:eastAsia="Arial" w:hAnsi="Arial"/>
+          <w:b w:val="false"/>
+          <w:i w:val="false"/>
+          <w:sz w:val="23"/>
+          <w:szCs w:val="23"/>
+          <w:rtl/>
+        </w:rPr>
+        <w:t xml:space="preserve">سؤال صعب من زميل لمتدرب مش عارف يرد: «سؤال ممتاز، تسجّله وترد عليه في الجروب؟». وكمّل.</w:t>
+      </w:r>
+    </w:p>
+    <w:p>
+      <w:pPr>
+        <w:keepNext w:val="false"/>
+        <w:keepLines/>
+        <w:pBdr>
+          <w:right w:val="single" w:color="9B2C2C" w:sz="18" w:space="8"/>
+        </w:pBdr>
+        <w:shd w:fill="FBEAEA" w:color="auto" w:val="clear"/>
+        <w:bidi/>
+        <w:spacing w:after="140" w:before="0" w:line="300"/>
+      </w:pPr>
+      <w:r>
+        <w:rPr>
+          <w:rFonts w:ascii="Arial" w:cs="Arial" w:eastAsia="Arial" w:hAnsi="Arial"/>
+          <w:b/>
+          <w:bCs/>
+          <w:i w:val="false"/>
+          <w:color w:val="9B2C2C"/>
+          <w:sz w:val="22"/>
+          <w:szCs w:val="22"/>
+          <w:rtl/>
+        </w:rPr>
+        <w:t xml:space="preserve">لو حصل:  </w:t>
+      </w:r>
+      <w:r>
+        <w:rPr>
+          <w:rFonts w:ascii="Arial" w:cs="Arial" w:eastAsia="Arial" w:hAnsi="Arial"/>
+          <w:b w:val="false"/>
+          <w:i w:val="false"/>
+          <w:sz w:val="23"/>
+          <w:szCs w:val="23"/>
+          <w:rtl/>
+        </w:rPr>
         <w:t xml:space="preserve">مشروع ضعيف فعلًا: ركّز في التقدير على الحاجة الوحيدة الكويسة فيه، وقول له الملاحظات الباقية في رسالة خاصة، مش قدام الناس.</w:t>
+      </w:r>
+    </w:p>
+    <w:p>
+      <w:pPr>
+        <w:keepNext w:val="false"/>
+        <w:keepLines/>
+        <w:pBdr>
+          <w:right w:val="single" w:color="555555" w:sz="18" w:space="8"/>
+        </w:pBdr>
+        <w:shd w:fill="EEF2F1" w:color="auto" w:val="clear"/>
+        <w:bidi/>
+        <w:spacing w:after="140" w:before="0" w:line="300"/>
+      </w:pPr>
+      <w:r>
+        <w:rPr>
+          <w:rFonts w:ascii="Arial" w:cs="Arial" w:eastAsia="Arial" w:hAnsi="Arial"/>
+          <w:b/>
+          <w:bCs/>
+          <w:i w:val="false"/>
+          <w:color w:val="555555"/>
+          <w:sz w:val="22"/>
+          <w:szCs w:val="22"/>
+          <w:rtl/>
+        </w:rPr>
+        <w:t xml:space="preserve">على الشاشة / اعمل:  </w:t>
+      </w:r>
+      <w:r>
+        <w:rPr>
+          <w:rFonts w:ascii="Arial" w:cs="Arial" w:eastAsia="Arial" w:hAnsi="Arial"/>
+          <w:b w:val="false"/>
+          <w:i w:val="false"/>
+          <w:sz w:val="23"/>
+          <w:szCs w:val="23"/>
+          <w:rtl/>
+        </w:rPr>
+        <w:t xml:space="preserve">في نص العروض (بعد ٥ أو ٦)، اعمل وقفة دقيقة: «قوموا اقفوا ٣٠ ثانية واتمطعوا». الانتباه بيقع بعد ٣٠ دقيقة عروض متتالية.</w:t>
+      </w:r>
+    </w:p>
+    <w:p>
+      <w:pPr>
+        <w:keepNext w:val="false"/>
+        <w:keepLines/>
+        <w:pBdr>
+          <w:right w:val="single" w:color="9A5B12" w:sz="18" w:space="8"/>
+        </w:pBdr>
+        <w:shd w:fill="FBF3E4" w:color="auto" w:val="clear"/>
+        <w:bidi/>
+        <w:spacing w:after="140" w:before="0" w:line="300"/>
+      </w:pPr>
+      <w:r>
+        <w:rPr>
+          <w:rFonts w:ascii="Arial" w:cs="Arial" w:eastAsia="Arial" w:hAnsi="Arial"/>
+          <w:b/>
+          <w:bCs/>
+          <w:i w:val="false"/>
+          <w:color w:val="9A5B12"/>
+          <w:sz w:val="22"/>
+          <w:szCs w:val="22"/>
+          <w:rtl/>
+        </w:rPr>
+        <w:t xml:space="preserve">حيلة ذكية (وقفة الطاقة):  </w:t>
+      </w:r>
+      <w:r>
+        <w:rPr>
+          <w:rFonts w:ascii="Arial" w:cs="Arial" w:eastAsia="Arial" w:hAnsi="Arial"/>
+          <w:b w:val="false"/>
+          <w:i w:val="false"/>
+          <w:sz w:val="23"/>
+          <w:szCs w:val="23"/>
+          <w:rtl/>
+        </w:rPr>
+        <w:t xml:space="preserve">العارضين في النص والآخر يستحقوا نفس انتباه الأوائل. وقفة ٣٠ ثانية بترجع الطاقة للقاعة كلها.</w:t>
       </w:r>
     </w:p>
     <w:p>
@@ -6948,6 +8641,114 @@
           <w:szCs w:val="23"/>
           <w:rtl/>
         </w:rPr>
+        <w:t xml:space="preserve">فاكرين أول يوم؟ كل واحد كتب مهمة بيكرهها. خلّوني أقرا كام واحدة…</w:t>
+      </w:r>
+    </w:p>
+    <w:p>
+      <w:pPr>
+        <w:keepNext w:val="false"/>
+        <w:keepLines/>
+        <w:pBdr>
+          <w:right w:val="single" w:color="555555" w:sz="18" w:space="8"/>
+        </w:pBdr>
+        <w:shd w:fill="EEF2F1" w:color="auto" w:val="clear"/>
+        <w:bidi/>
+        <w:spacing w:after="140" w:before="0" w:line="300"/>
+      </w:pPr>
+      <w:r>
+        <w:rPr>
+          <w:rFonts w:ascii="Arial" w:cs="Arial" w:eastAsia="Arial" w:hAnsi="Arial"/>
+          <w:b/>
+          <w:bCs/>
+          <w:i w:val="false"/>
+          <w:color w:val="555555"/>
+          <w:sz w:val="22"/>
+          <w:szCs w:val="22"/>
+          <w:rtl/>
+        </w:rPr>
+        <w:t xml:space="preserve">على الشاشة / اعمل:  </w:t>
+      </w:r>
+      <w:r>
+        <w:rPr>
+          <w:rFonts w:ascii="Arial" w:cs="Arial" w:eastAsia="Arial" w:hAnsi="Arial"/>
+          <w:b w:val="false"/>
+          <w:i w:val="false"/>
+          <w:sz w:val="23"/>
+          <w:szCs w:val="23"/>
+          <w:rtl/>
+        </w:rPr>
+        <w:t xml:space="preserve">اقرا ٤ أو ٥ مهام، ومع كل واحدة اسأل: «مين حلها أو قرّب؟». لو حد رفع إيده، خلّيه هو يشيل الورقة بإيده من الحيطة.</w:t>
+      </w:r>
+    </w:p>
+    <w:p>
+      <w:pPr>
+        <w:keepNext w:val="false"/>
+        <w:keepLines/>
+        <w:pBdr>
+          <w:right w:val="single" w:color="9A5B12" w:sz="18" w:space="8"/>
+        </w:pBdr>
+        <w:shd w:fill="FBF3E4" w:color="auto" w:val="clear"/>
+        <w:bidi/>
+        <w:spacing w:after="140" w:before="0" w:line="300"/>
+      </w:pPr>
+      <w:r>
+        <w:rPr>
+          <w:rFonts w:ascii="Arial" w:cs="Arial" w:eastAsia="Arial" w:hAnsi="Arial"/>
+          <w:b/>
+          <w:bCs/>
+          <w:i w:val="false"/>
+          <w:color w:val="9A5B12"/>
+          <w:sz w:val="22"/>
+          <w:szCs w:val="22"/>
+          <w:rtl/>
+        </w:rPr>
+        <w:t xml:space="preserve">حيلة ذكية (الشيل بالإيد):  </w:t>
+      </w:r>
+      <w:r>
+        <w:rPr>
+          <w:rFonts w:ascii="Arial" w:cs="Arial" w:eastAsia="Arial" w:hAnsi="Arial"/>
+          <w:b w:val="false"/>
+          <w:i w:val="false"/>
+          <w:sz w:val="23"/>
+          <w:szCs w:val="23"/>
+          <w:rtl/>
+        </w:rPr>
+        <w:t xml:space="preserve">إن المتدرب نفسه هو اللي يشيل الورقة (مش إنت) بيحوّل الإنجاز لحركة جسدية رمزية. اللحظة دي بتتصوّر وبتتحكي.</w:t>
+      </w:r>
+    </w:p>
+    <w:p>
+      <w:pPr>
+        <w:keepNext w:val="false"/>
+        <w:keepLines/>
+        <w:pBdr>
+          <w:right w:val="single" w:color="0E4F4B" w:sz="18" w:space="8"/>
+        </w:pBdr>
+        <w:shd w:fill="FFFFFF" w:color="auto" w:val="clear"/>
+        <w:bidi/>
+        <w:spacing w:after="140" w:before="0" w:line="300"/>
+      </w:pPr>
+      <w:r>
+        <w:rPr>
+          <w:rFonts w:ascii="Arial" w:cs="Arial" w:eastAsia="Arial" w:hAnsi="Arial"/>
+          <w:b/>
+          <w:bCs/>
+          <w:i w:val="false"/>
+          <w:color w:val="0E4F4B"/>
+          <w:sz w:val="22"/>
+          <w:szCs w:val="22"/>
+          <w:rtl/>
+        </w:rPr>
+        <w:t xml:space="preserve">تقول:  </w:t>
+      </w:r>
+      <w:r>
+        <w:rPr>
+          <w:rFonts w:ascii="Arial" w:cs="Arial" w:eastAsia="Arial" w:hAnsi="Arial"/>
+          <w:b w:val="false"/>
+          <w:i w:val="false"/>
+          <w:sz w:val="23"/>
+          <w:szCs w:val="23"/>
+          <w:rtl/>
+        </w:rPr>
         <w:t xml:space="preserve">من ٨ أسابيع الحيطة دي كانت مليانة. شوفوها دلوقتي.</w:t>
       </w:r>
     </w:p>
@@ -7118,6 +8919,80 @@
     </w:p>
     <w:p>
       <w:pPr>
+        <w:keepNext w:val="false"/>
+        <w:keepLines/>
+        <w:pBdr>
+          <w:right w:val="single" w:color="555555" w:sz="18" w:space="8"/>
+        </w:pBdr>
+        <w:shd w:fill="F5F5F5" w:color="auto" w:val="clear"/>
+        <w:bidi/>
+        <w:spacing w:after="140" w:before="0" w:line="300"/>
+      </w:pPr>
+      <w:r>
+        <w:rPr>
+          <w:rFonts w:ascii="Arial" w:cs="Arial" w:eastAsia="Arial" w:hAnsi="Arial"/>
+          <w:b/>
+          <w:bCs/>
+          <w:i w:val="false"/>
+          <w:color w:val="555555"/>
+          <w:sz w:val="22"/>
+          <w:szCs w:val="22"/>
+          <w:rtl/>
+        </w:rPr>
+        <w:t xml:space="preserve">ملحوظة ليك:  </w:t>
+      </w:r>
+      <w:r>
+        <w:rPr>
+          <w:rFonts w:ascii="Arial" w:cs="Arial" w:eastAsia="Arial" w:hAnsi="Arial"/>
+          <w:b w:val="false"/>
+          <w:i/>
+          <w:iCs/>
+          <w:color w:val="555555"/>
+          <w:sz w:val="23"/>
+          <w:szCs w:val="23"/>
+          <w:rtl/>
+        </w:rPr>
+        <w:t xml:space="preserve">جهّز الجملة الخاصة بكل متدرب من بطاقة التقييم وإنت بتسمع عرضه. جملة واحدة محددة لكل واحد أقوى من خطبة عامة للكل.</w:t>
+      </w:r>
+    </w:p>
+    <w:p>
+      <w:pPr>
+        <w:keepNext w:val="false"/>
+        <w:keepLines/>
+        <w:pBdr>
+          <w:right w:val="single" w:color="555555" w:sz="18" w:space="8"/>
+        </w:pBdr>
+        <w:shd w:fill="EEF2F1" w:color="auto" w:val="clear"/>
+        <w:bidi/>
+        <w:spacing w:after="140" w:before="0" w:line="300"/>
+      </w:pPr>
+      <w:r>
+        <w:rPr>
+          <w:rFonts w:ascii="Arial" w:cs="Arial" w:eastAsia="Arial" w:hAnsi="Arial"/>
+          <w:b/>
+          <w:bCs/>
+          <w:i w:val="false"/>
+          <w:color w:val="555555"/>
+          <w:sz w:val="22"/>
+          <w:szCs w:val="22"/>
+          <w:rtl/>
+        </w:rPr>
+        <w:t xml:space="preserve">على الشاشة / اعمل:  </w:t>
+      </w:r>
+      <w:r>
+        <w:rPr>
+          <w:rFonts w:ascii="Arial" w:cs="Arial" w:eastAsia="Arial" w:hAnsi="Arial"/>
+          <w:b w:val="false"/>
+          <w:i w:val="false"/>
+          <w:sz w:val="23"/>
+          <w:szCs w:val="23"/>
+          <w:rtl/>
+        </w:rPr>
+        <w:t xml:space="preserve">صوّر كل متدرب وهو بياخد الشهادة (بإذنه). الصور دي هتبعتها في الجروب، وممكن تستخدمها (بإذنهم) في عروضك لشركات التدريب.</w:t>
+      </w:r>
+    </w:p>
+    <w:p>
+      <w:pPr>
         <w:pStyle w:val="Heading2"/>
         <w:keepNext/>
         <w:bidi/>
@@ -7214,6 +9089,42 @@
         <w:keepNext w:val="false"/>
         <w:keepLines/>
         <w:pBdr>
+          <w:right w:val="single" w:color="0E4F4B" w:sz="18" w:space="8"/>
+        </w:pBdr>
+        <w:shd w:fill="FFFFFF" w:color="auto" w:val="clear"/>
+        <w:bidi/>
+        <w:spacing w:after="140" w:before="0" w:line="300"/>
+      </w:pPr>
+      <w:r>
+        <w:rPr>
+          <w:rFonts w:ascii="Arial" w:cs="Arial" w:eastAsia="Arial" w:hAnsi="Arial"/>
+          <w:b/>
+          <w:bCs/>
+          <w:i w:val="false"/>
+          <w:color w:val="0E4F4B"/>
+          <w:sz w:val="22"/>
+          <w:szCs w:val="22"/>
+          <w:rtl/>
+        </w:rPr>
+        <w:t xml:space="preserve">تقول:  </w:t>
+      </w:r>
+      <w:r>
+        <w:rPr>
+          <w:rFonts w:ascii="Arial" w:cs="Arial" w:eastAsia="Arial" w:hAnsi="Arial"/>
+          <w:b w:val="false"/>
+          <w:i w:val="false"/>
+          <w:sz w:val="23"/>
+          <w:szCs w:val="23"/>
+          <w:rtl/>
+        </w:rPr>
+        <w:t xml:space="preserve">وعلى فكرة، الجروب مش هيتقفل. أي حد يعمل حاجة جديدة، أو يقابله سؤال، يكتب فيه. وأنا هتابع.</w:t>
+      </w:r>
+    </w:p>
+    <w:p>
+      <w:pPr>
+        <w:keepNext w:val="false"/>
+        <w:keepLines/>
+        <w:pBdr>
           <w:right w:val="single" w:color="9A5B12" w:sz="18" w:space="8"/>
         </w:pBdr>
         <w:shd w:fill="FBF3E4" w:color="auto" w:val="clear"/>
@@ -7300,6 +9211,44 @@
           <w:rtl/>
         </w:rPr>
         <w:t xml:space="preserve">من ٨ أسابيع قلت لكم إن الفرق مش في الأداة، الفرق فيكم إنتم. النهارده إنتم أثبتّوا ده بالأرقام. الأدوات هتتغير كل شهر. اللي اتعلمتوه، إزاي توصفوا الشغل بدقة، وتتأكدوا من الأرقام، وتبدأوا صغير، ده مش هيتغير.</w:t>
+      </w:r>
+    </w:p>
+    <w:p>
+      <w:pPr>
+        <w:keepNext w:val="false"/>
+        <w:keepLines/>
+        <w:pBdr>
+          <w:right w:val="single" w:color="555555" w:sz="18" w:space="8"/>
+        </w:pBdr>
+        <w:shd w:fill="F5F5F5" w:color="auto" w:val="clear"/>
+        <w:bidi/>
+        <w:spacing w:after="140" w:before="0" w:line="300"/>
+      </w:pPr>
+      <w:r>
+        <w:rPr>
+          <w:rFonts w:ascii="Arial" w:cs="Arial" w:eastAsia="Arial" w:hAnsi="Arial"/>
+          <w:b/>
+          <w:bCs/>
+          <w:i w:val="false"/>
+          <w:color w:val="555555"/>
+          <w:sz w:val="22"/>
+          <w:szCs w:val="22"/>
+          <w:rtl/>
+        </w:rPr>
+        <w:t xml:space="preserve">ملحوظة ليك:  </w:t>
+      </w:r>
+      <w:r>
+        <w:rPr>
+          <w:rFonts w:ascii="Arial" w:cs="Arial" w:eastAsia="Arial" w:hAnsi="Arial"/>
+          <w:b w:val="false"/>
+          <w:i/>
+          <w:iCs/>
+          <w:color w:val="555555"/>
+          <w:sz w:val="23"/>
+          <w:szCs w:val="23"/>
+          <w:rtl/>
+        </w:rPr>
+        <w:t xml:space="preserve">بعد الجملة الأخيرة، ماتقولش حاجة إدارية (زي الاستبيان أو مواعيد الامتحان). قولها قبلها أو ابعتها في الجروب. آخر حاجة يسمعوها لازم تكون الجملة دي والتسقيف.</w:t>
       </w:r>
     </w:p>
     <w:p>
